--- a/ebook/output/Tema-17-describing-your-leadership-style.docx
+++ b/ebook/output/Tema-17-describing-your-leadership-style.docx
@@ -15,20 +15,104 @@
         </w:tblBorders>
       </w:tblPr>
       <w:tblGrid>
-        <w:gridCol w:w="9200"/>
+        <w:gridCol w:w="1200"/>
+        <w:gridCol w:w="8000"/>
       </w:tblGrid>
       <w:tr>
         <w:tc>
           <w:tcPr>
-            <w:tcW w:type="dxa" w:w="9200"/>
+            <w:tcW w:type="dxa" w:w="1200"/>
             <w:shd w:fill="1B3B57" w:val="clear"/>
             <w:tcMar>
-              <w:top w:type="dxa" w:w="300"/>
-              <w:left w:type="dxa" w:w="300"/>
-              <w:bottom w:type="dxa" w:w="300"/>
-              <w:right w:type="dxa" w:w="300"/>
-            </w:tcMar>
-          </w:tcPr>
+              <w:top w:type="dxa" w:w="260"/>
+              <w:left w:type="dxa" w:w="200"/>
+              <w:bottom w:type="dxa" w:w="260"/>
+              <w:right w:type="dxa" w:w="100"/>
+            </w:tcMar>
+            <w:vAlign w:val="center"/>
+          </w:tcPr>
+          <w:p>
+            <w:r>
+              <w:drawing>
+                <wp:inline distT="0" distB="0" distL="0" distR="0">
+                  <wp:extent cx="419100" cy="419100"/>
+                  <wp:effectExtent t="0" r="0" b="0" l="0"/>
+                  <wp:docPr id="1" name="" descr="" title=""/>
+                  <wp:cNvGraphicFramePr>
+                    <a:graphicFrameLocks xmlns:a="http://schemas.openxmlformats.org/drawingml/2006/main" noChangeAspect="1"/>
+                  </wp:cNvGraphicFramePr>
+                  <a:graphic xmlns:a="http://schemas.openxmlformats.org/drawingml/2006/main">
+                    <a:graphicData uri="http://schemas.openxmlformats.org/drawingml/2006/picture">
+                      <pic:pic xmlns:pic="http://schemas.openxmlformats.org/drawingml/2006/picture">
+                        <pic:nvPicPr>
+                          <pic:cNvPr id="0" name="" descr=""/>
+                          <pic:cNvPicPr>
+                            <a:picLocks noChangeAspect="1" noChangeArrowheads="1"/>
+                          </pic:cNvPicPr>
+                        </pic:nvPicPr>
+                        <pic:blipFill>
+                          <a:blip r:embed="rId9" cstate="none"/>
+                          <a:srcRect/>
+                          <a:stretch>
+                            <a:fillRect/>
+                          </a:stretch>
+                        </pic:blipFill>
+                        <pic:spPr bwMode="auto">
+                          <a:xfrm>
+                            <a:off x="0" y="0"/>
+                            <a:ext cx="419100" cy="419100"/>
+                          </a:xfrm>
+                          <a:prstGeom prst="rect">
+                            <a:avLst/>
+                          </a:prstGeom>
+                        </pic:spPr>
+                      </pic:pic>
+                    </a:graphicData>
+                  </a:graphic>
+                </wp:inline>
+              </w:drawing>
+            </w:r>
+          </w:p>
+        </w:tc>
+        <w:tc>
+          <w:tcPr>
+            <w:tcW w:type="dxa" w:w="8000"/>
+            <w:shd w:fill="1B3B57" w:val="clear"/>
+            <w:tcMar>
+              <w:top w:type="dxa" w:w="260"/>
+              <w:left w:type="dxa" w:w="100"/>
+              <w:bottom w:type="dxa" w:w="260"/>
+              <w:right w:type="dxa" w:w="260"/>
+            </w:tcMar>
+          </w:tcPr>
+          <w:p>
+            <w:pPr>
+              <w:spacing w:after="40"/>
+            </w:pPr>
+            <w:r>
+              <w:rPr>
+                <w:rFonts w:ascii="Calibri" w:cs="Calibri" w:eastAsia="Calibri" w:hAnsi="Calibri"/>
+                <w:b/>
+                <w:bCs/>
+                <w:color w:val="8fc4ec"/>
+                <w:sz w:val="18"/>
+                <w:szCs w:val="18"/>
+              </w:rPr>
+              <w:t xml:space="preserve">TEMA 17  ·  BLOCO 3  ·  LIDERANÇA E GESTÃO DE EQUIPES</w:t>
+            </w:r>
+            <w:r>
+              <w:rPr>
+                <w:rFonts w:ascii="Calibri" w:cs="Calibri" w:eastAsia="Calibri" w:hAnsi="Calibri"/>
+                <w:i/>
+                <w:iCs/>
+                <w:color w:val="5F87A3"/>
+                <w:sz w:val="14"/>
+                <w:szCs w:val="14"/>
+              </w:rPr>
+              <w:br/>
+              <w:t xml:space="preserve">THEME 17 · BLOCK 3 · LEADERSHIP AND TEAM MANAGEMENT</w:t>
+            </w:r>
+          </w:p>
           <w:p>
             <w:pPr>
               <w:spacing w:after="60"/>
@@ -38,25 +122,9 @@
                 <w:rFonts w:ascii="Calibri" w:cs="Calibri" w:eastAsia="Calibri" w:hAnsi="Calibri"/>
                 <w:b/>
                 <w:bCs/>
-                <w:color w:val="8fc4ec"/>
-                <w:sz w:val="20"/>
-                <w:szCs w:val="20"/>
-              </w:rPr>
-              <w:t xml:space="preserve">TEMA 17  ·  BLOCO 3 — LIDERANÇA E GESTÃO DE EQUIPES</w:t>
-            </w:r>
-          </w:p>
-          <w:p>
-            <w:pPr>
-              <w:spacing w:after="80"/>
-            </w:pPr>
-            <w:r>
-              <w:rPr>
-                <w:rFonts w:ascii="Calibri" w:cs="Calibri" w:eastAsia="Calibri" w:hAnsi="Calibri"/>
-                <w:b/>
-                <w:bCs/>
                 <w:color w:val="FFFFFF"/>
-                <w:sz w:val="40"/>
-                <w:szCs w:val="40"/>
+                <w:sz w:val="38"/>
+                <w:szCs w:val="38"/>
               </w:rPr>
               <w:t xml:space="preserve">Describing Your Leadership Style</w:t>
             </w:r>
@@ -68,8 +136,8 @@
                 <w:i/>
                 <w:iCs/>
                 <w:color w:val="C9D6E3"/>
-                <w:sz w:val="24"/>
-                <w:szCs w:val="24"/>
+                <w:sz w:val="22"/>
+                <w:szCs w:val="22"/>
               </w:rPr>
               <w:t xml:space="preserve">Descrevendo seu estilo de liderança</w:t>
             </w:r>
@@ -79,7 +147,7 @@
     </w:tbl>
     <w:p>
       <w:pPr>
-        <w:spacing w:after="100" w:before="240"/>
+        <w:spacing w:after="80" w:before="180"/>
       </w:pPr>
       <w:r>
         <w:rPr>
@@ -87,8 +155,8 @@
           <w:b/>
           <w:bCs/>
           <w:color w:val="1B3B57"/>
-          <w:sz w:val="21"/>
-          <w:szCs w:val="21"/>
+          <w:sz w:val="20"/>
+          <w:szCs w:val="20"/>
         </w:rPr>
         <w:t xml:space="preserve">Tempo estimado: </w:t>
       </w:r>
@@ -96,15 +164,15 @@
         <w:rPr>
           <w:rFonts w:ascii="Calibri" w:cs="Calibri" w:eastAsia="Calibri" w:hAnsi="Calibri"/>
           <w:color w:val="444444"/>
-          <w:sz w:val="21"/>
-          <w:szCs w:val="21"/>
+          <w:sz w:val="20"/>
+          <w:szCs w:val="20"/>
         </w:rPr>
         <w:t xml:space="preserve">60–90 minutos, divididos ao longo da semana.</w:t>
       </w:r>
     </w:p>
     <w:p>
       <w:pPr>
-        <w:spacing w:after="160" w:line="300"/>
+        <w:spacing w:after="120" w:line="276"/>
       </w:pPr>
       <w:r>
         <w:rPr>
@@ -114,16 +182,16 @@
           <w:i w:val="false"/>
           <w:iCs w:val="false"/>
           <w:color w:val="444444"/>
-          <w:sz w:val="22"/>
-          <w:szCs w:val="22"/>
-        </w:rPr>
-        <w:t xml:space="preserve">Abrindo o Bloco 3: antes de falar sobre gestão de conflito ou reuniões, você precisa conseguir nomear o seu próprio estilo de liderança em inglês — algo que a maioria dos líderes nunca praticou dizer em voz alta, muito menos em outro idioma.</w:t>
+          <w:sz w:val="21"/>
+          <w:szCs w:val="21"/>
+        </w:rPr>
+        <w:t xml:space="preserve">Abrindo o Bloco 3: antes de falar sobre gestão de conflito ou reuniões, você precisa conseguir nomear o seu próprio estilo de liderança em inglês, algo que a maioria dos líderes nunca praticou dizer em voz alta, muito menos em outro idioma.</w:t>
       </w:r>
     </w:p>
     <w:p>
       <w:pPr>
         <w:shd w:fill="2E86C1" w:val="clear"/>
-        <w:spacing w:after="150" w:before="500"/>
+        <w:spacing w:after="110" w:before="340"/>
       </w:pPr>
       <w:r>
         <w:rPr>
@@ -131,8 +199,8 @@
           <w:b/>
           <w:bCs/>
           <w:color w:val="FFFFFF"/>
-          <w:sz w:val="20"/>
-          <w:szCs w:val="20"/>
+          <w:sz w:val="18"/>
+          <w:szCs w:val="18"/>
         </w:rPr>
         <w:t xml:space="preserve">  ETAPA 1  </w:t>
       </w:r>
@@ -142,15 +210,27 @@
           <w:b/>
           <w:bCs/>
           <w:color w:val="FFFFFF"/>
-          <w:sz w:val="24"/>
-          <w:szCs w:val="24"/>
+          <w:sz w:val="23"/>
+          <w:szCs w:val="23"/>
         </w:rPr>
         <w:t xml:space="preserve">   Vocabulário Contextualizado</w:t>
       </w:r>
-    </w:p>
-    <w:p>
-      <w:pPr>
-        <w:spacing w:after="160" w:line="300"/>
+      <w:r>
+        <w:rPr>
+          <w:rFonts w:ascii="Calibri" w:cs="Calibri" w:eastAsia="Calibri" w:hAnsi="Calibri"/>
+          <w:i/>
+          <w:iCs/>
+          <w:color w:val="D8E7F2"/>
+          <w:sz w:val="17"/>
+          <w:szCs w:val="17"/>
+        </w:rPr>
+        <w:br/>
+        <w:t xml:space="preserve">   Contextualized Vocabulary</w:t>
+      </w:r>
+    </w:p>
+    <w:p>
+      <w:pPr>
+        <w:spacing w:after="120" w:line="276"/>
       </w:pPr>
       <w:r>
         <w:rPr>
@@ -160,8 +240,8 @@
           <w:i w:val="false"/>
           <w:iCs w:val="false"/>
           <w:color w:val="444444"/>
-          <w:sz w:val="22"/>
-          <w:szCs w:val="22"/>
+          <w:sz w:val="21"/>
+          <w:szCs w:val="21"/>
         </w:rPr>
         <w:t xml:space="preserve">Estas palavras e expressões vão te ajudar a se expressar sobre este tema com mais precisão e naturalidade.</w:t>
       </w:r>
@@ -192,10 +272,10 @@
             <w:tcW w:type="dxa" w:w="2600"/>
             <w:shd w:fill="2E86C1" w:val="clear"/>
             <w:tcMar>
-              <w:top w:type="dxa" w:w="100"/>
-              <w:left w:type="dxa" w:w="120"/>
-              <w:bottom w:type="dxa" w:w="100"/>
-              <w:right w:type="dxa" w:w="120"/>
+              <w:top w:type="dxa" w:w="80"/>
+              <w:left w:type="dxa" w:w="110"/>
+              <w:bottom w:type="dxa" w:w="80"/>
+              <w:right w:type="dxa" w:w="110"/>
             </w:tcMar>
             <w:vAlign w:val="center"/>
           </w:tcPr>
@@ -206,8 +286,8 @@
                 <w:b/>
                 <w:bCs/>
                 <w:color w:val="FFFFFF"/>
-                <w:sz w:val="20"/>
-                <w:szCs w:val="20"/>
+                <w:sz w:val="19"/>
+                <w:szCs w:val="19"/>
               </w:rPr>
               <w:t xml:space="preserve">Word / Expression</w:t>
             </w:r>
@@ -218,10 +298,10 @@
             <w:tcW w:type="dxa" w:w="2000"/>
             <w:shd w:fill="2E86C1" w:val="clear"/>
             <w:tcMar>
-              <w:top w:type="dxa" w:w="100"/>
-              <w:left w:type="dxa" w:w="120"/>
-              <w:bottom w:type="dxa" w:w="100"/>
-              <w:right w:type="dxa" w:w="120"/>
+              <w:top w:type="dxa" w:w="80"/>
+              <w:left w:type="dxa" w:w="110"/>
+              <w:bottom w:type="dxa" w:w="80"/>
+              <w:right w:type="dxa" w:w="110"/>
             </w:tcMar>
             <w:vAlign w:val="center"/>
           </w:tcPr>
@@ -232,8 +312,8 @@
                 <w:b/>
                 <w:bCs/>
                 <w:color w:val="FFFFFF"/>
-                <w:sz w:val="20"/>
-                <w:szCs w:val="20"/>
+                <w:sz w:val="19"/>
+                <w:szCs w:val="19"/>
               </w:rPr>
               <w:t xml:space="preserve">Tradução</w:t>
             </w:r>
@@ -244,10 +324,10 @@
             <w:tcW w:type="dxa" w:w="4600"/>
             <w:shd w:fill="2E86C1" w:val="clear"/>
             <w:tcMar>
-              <w:top w:type="dxa" w:w="100"/>
-              <w:left w:type="dxa" w:w="120"/>
-              <w:bottom w:type="dxa" w:w="100"/>
-              <w:right w:type="dxa" w:w="120"/>
+              <w:top w:type="dxa" w:w="80"/>
+              <w:left w:type="dxa" w:w="110"/>
+              <w:bottom w:type="dxa" w:w="80"/>
+              <w:right w:type="dxa" w:w="110"/>
             </w:tcMar>
             <w:vAlign w:val="center"/>
           </w:tcPr>
@@ -258,8 +338,8 @@
                 <w:b/>
                 <w:bCs/>
                 <w:color w:val="FFFFFF"/>
-                <w:sz w:val="20"/>
-                <w:szCs w:val="20"/>
+                <w:sz w:val="19"/>
+                <w:szCs w:val="19"/>
               </w:rPr>
               <w:t xml:space="preserve">Example Sentence</w:t>
             </w:r>
@@ -271,10 +351,10 @@
           <w:tcPr>
             <w:tcW w:type="dxa" w:w="2600"/>
             <w:tcMar>
-              <w:top w:type="dxa" w:w="90"/>
-              <w:left w:type="dxa" w:w="120"/>
-              <w:bottom w:type="dxa" w:w="90"/>
-              <w:right w:type="dxa" w:w="120"/>
+              <w:top w:type="dxa" w:w="70"/>
+              <w:left w:type="dxa" w:w="110"/>
+              <w:bottom w:type="dxa" w:w="70"/>
+              <w:right w:type="dxa" w:w="110"/>
             </w:tcMar>
             <w:vAlign w:val="center"/>
           </w:tcPr>
@@ -287,8 +367,8 @@
                 <w:i w:val="false"/>
                 <w:iCs w:val="false"/>
                 <w:color w:val="444444"/>
-                <w:sz w:val="20"/>
-                <w:szCs w:val="20"/>
+                <w:sz w:val="19"/>
+                <w:szCs w:val="19"/>
               </w:rPr>
               <w:t xml:space="preserve">leadership style</w:t>
             </w:r>
@@ -298,24 +378,24 @@
           <w:tcPr>
             <w:tcW w:type="dxa" w:w="2000"/>
             <w:tcMar>
-              <w:top w:type="dxa" w:w="90"/>
-              <w:left w:type="dxa" w:w="120"/>
-              <w:bottom w:type="dxa" w:w="90"/>
-              <w:right w:type="dxa" w:w="120"/>
-            </w:tcMar>
-            <w:vAlign w:val="center"/>
-          </w:tcPr>
-          <w:p>
-            <w:r>
-              <w:rPr>
-                <w:rFonts w:ascii="Calibri" w:cs="Calibri" w:eastAsia="Calibri" w:hAnsi="Calibri"/>
-                <w:b w:val="false"/>
-                <w:bCs w:val="false"/>
-                <w:i w:val="false"/>
-                <w:iCs w:val="false"/>
-                <w:color w:val="444444"/>
-                <w:sz w:val="20"/>
-                <w:szCs w:val="20"/>
+              <w:top w:type="dxa" w:w="70"/>
+              <w:left w:type="dxa" w:w="110"/>
+              <w:bottom w:type="dxa" w:w="70"/>
+              <w:right w:type="dxa" w:w="110"/>
+            </w:tcMar>
+            <w:vAlign w:val="center"/>
+          </w:tcPr>
+          <w:p>
+            <w:r>
+              <w:rPr>
+                <w:rFonts w:ascii="Calibri" w:cs="Calibri" w:eastAsia="Calibri" w:hAnsi="Calibri"/>
+                <w:b w:val="false"/>
+                <w:bCs w:val="false"/>
+                <w:i w:val="false"/>
+                <w:iCs w:val="false"/>
+                <w:color w:val="444444"/>
+                <w:sz w:val="19"/>
+                <w:szCs w:val="19"/>
               </w:rPr>
               <w:t xml:space="preserve">estilo de liderança</w:t>
             </w:r>
@@ -325,10 +405,10 @@
           <w:tcPr>
             <w:tcW w:type="dxa" w:w="4600"/>
             <w:tcMar>
-              <w:top w:type="dxa" w:w="90"/>
-              <w:left w:type="dxa" w:w="120"/>
-              <w:bottom w:type="dxa" w:w="90"/>
-              <w:right w:type="dxa" w:w="120"/>
+              <w:top w:type="dxa" w:w="70"/>
+              <w:left w:type="dxa" w:w="110"/>
+              <w:bottom w:type="dxa" w:w="70"/>
+              <w:right w:type="dxa" w:w="110"/>
             </w:tcMar>
             <w:vAlign w:val="center"/>
           </w:tcPr>
@@ -341,8 +421,8 @@
                 <w:i/>
                 <w:iCs/>
                 <w:color w:val="444444"/>
-                <w:sz w:val="20"/>
-                <w:szCs w:val="20"/>
+                <w:sz w:val="19"/>
+                <w:szCs w:val="19"/>
               </w:rPr>
               <w:t xml:space="preserve">My leadership style has changed a lot since my first management role.</w:t>
             </w:r>
@@ -354,10 +434,10 @@
           <w:tcPr>
             <w:tcW w:type="dxa" w:w="2600"/>
             <w:tcMar>
-              <w:top w:type="dxa" w:w="90"/>
-              <w:left w:type="dxa" w:w="120"/>
-              <w:bottom w:type="dxa" w:w="90"/>
-              <w:right w:type="dxa" w:w="120"/>
+              <w:top w:type="dxa" w:w="70"/>
+              <w:left w:type="dxa" w:w="110"/>
+              <w:bottom w:type="dxa" w:w="70"/>
+              <w:right w:type="dxa" w:w="110"/>
             </w:tcMar>
             <w:vAlign w:val="center"/>
           </w:tcPr>
@@ -370,8 +450,8 @@
                 <w:i w:val="false"/>
                 <w:iCs w:val="false"/>
                 <w:color w:val="444444"/>
-                <w:sz w:val="20"/>
-                <w:szCs w:val="20"/>
+                <w:sz w:val="19"/>
+                <w:szCs w:val="19"/>
               </w:rPr>
               <w:t xml:space="preserve">hands-on / hands-off</w:t>
             </w:r>
@@ -381,24 +461,24 @@
           <w:tcPr>
             <w:tcW w:type="dxa" w:w="2000"/>
             <w:tcMar>
-              <w:top w:type="dxa" w:w="90"/>
-              <w:left w:type="dxa" w:w="120"/>
-              <w:bottom w:type="dxa" w:w="90"/>
-              <w:right w:type="dxa" w:w="120"/>
-            </w:tcMar>
-            <w:vAlign w:val="center"/>
-          </w:tcPr>
-          <w:p>
-            <w:r>
-              <w:rPr>
-                <w:rFonts w:ascii="Calibri" w:cs="Calibri" w:eastAsia="Calibri" w:hAnsi="Calibri"/>
-                <w:b w:val="false"/>
-                <w:bCs w:val="false"/>
-                <w:i w:val="false"/>
-                <w:iCs w:val="false"/>
-                <w:color w:val="444444"/>
-                <w:sz w:val="20"/>
-                <w:szCs w:val="20"/>
+              <w:top w:type="dxa" w:w="70"/>
+              <w:left w:type="dxa" w:w="110"/>
+              <w:bottom w:type="dxa" w:w="70"/>
+              <w:right w:type="dxa" w:w="110"/>
+            </w:tcMar>
+            <w:vAlign w:val="center"/>
+          </w:tcPr>
+          <w:p>
+            <w:r>
+              <w:rPr>
+                <w:rFonts w:ascii="Calibri" w:cs="Calibri" w:eastAsia="Calibri" w:hAnsi="Calibri"/>
+                <w:b w:val="false"/>
+                <w:bCs w:val="false"/>
+                <w:i w:val="false"/>
+                <w:iCs w:val="false"/>
+                <w:color w:val="444444"/>
+                <w:sz w:val="19"/>
+                <w:szCs w:val="19"/>
               </w:rPr>
               <w:t xml:space="preserve">presente/direto vs. mais distante</w:t>
             </w:r>
@@ -408,10 +488,10 @@
           <w:tcPr>
             <w:tcW w:type="dxa" w:w="4600"/>
             <w:tcMar>
-              <w:top w:type="dxa" w:w="90"/>
-              <w:left w:type="dxa" w:w="120"/>
-              <w:bottom w:type="dxa" w:w="90"/>
-              <w:right w:type="dxa" w:w="120"/>
+              <w:top w:type="dxa" w:w="70"/>
+              <w:left w:type="dxa" w:w="110"/>
+              <w:bottom w:type="dxa" w:w="70"/>
+              <w:right w:type="dxa" w:w="110"/>
             </w:tcMar>
             <w:vAlign w:val="center"/>
           </w:tcPr>
@@ -424,8 +504,8 @@
                 <w:i/>
                 <w:iCs/>
                 <w:color w:val="444444"/>
-                <w:sz w:val="20"/>
-                <w:szCs w:val="20"/>
+                <w:sz w:val="19"/>
+                <w:szCs w:val="19"/>
               </w:rPr>
               <w:t xml:space="preserve">I'm fairly hands-off once I trust someone with a task.</w:t>
             </w:r>
@@ -437,10 +517,10 @@
           <w:tcPr>
             <w:tcW w:type="dxa" w:w="2600"/>
             <w:tcMar>
-              <w:top w:type="dxa" w:w="90"/>
-              <w:left w:type="dxa" w:w="120"/>
-              <w:bottom w:type="dxa" w:w="90"/>
-              <w:right w:type="dxa" w:w="120"/>
+              <w:top w:type="dxa" w:w="70"/>
+              <w:left w:type="dxa" w:w="110"/>
+              <w:bottom w:type="dxa" w:w="70"/>
+              <w:right w:type="dxa" w:w="110"/>
             </w:tcMar>
             <w:vAlign w:val="center"/>
           </w:tcPr>
@@ -453,8 +533,8 @@
                 <w:i w:val="false"/>
                 <w:iCs w:val="false"/>
                 <w:color w:val="444444"/>
-                <w:sz w:val="20"/>
-                <w:szCs w:val="20"/>
+                <w:sz w:val="19"/>
+                <w:szCs w:val="19"/>
               </w:rPr>
               <w:t xml:space="preserve">to empower</w:t>
             </w:r>
@@ -464,24 +544,24 @@
           <w:tcPr>
             <w:tcW w:type="dxa" w:w="2000"/>
             <w:tcMar>
-              <w:top w:type="dxa" w:w="90"/>
-              <w:left w:type="dxa" w:w="120"/>
-              <w:bottom w:type="dxa" w:w="90"/>
-              <w:right w:type="dxa" w:w="120"/>
-            </w:tcMar>
-            <w:vAlign w:val="center"/>
-          </w:tcPr>
-          <w:p>
-            <w:r>
-              <w:rPr>
-                <w:rFonts w:ascii="Calibri" w:cs="Calibri" w:eastAsia="Calibri" w:hAnsi="Calibri"/>
-                <w:b w:val="false"/>
-                <w:bCs w:val="false"/>
-                <w:i w:val="false"/>
-                <w:iCs w:val="false"/>
-                <w:color w:val="444444"/>
-                <w:sz w:val="20"/>
-                <w:szCs w:val="20"/>
+              <w:top w:type="dxa" w:w="70"/>
+              <w:left w:type="dxa" w:w="110"/>
+              <w:bottom w:type="dxa" w:w="70"/>
+              <w:right w:type="dxa" w:w="110"/>
+            </w:tcMar>
+            <w:vAlign w:val="center"/>
+          </w:tcPr>
+          <w:p>
+            <w:r>
+              <w:rPr>
+                <w:rFonts w:ascii="Calibri" w:cs="Calibri" w:eastAsia="Calibri" w:hAnsi="Calibri"/>
+                <w:b w:val="false"/>
+                <w:bCs w:val="false"/>
+                <w:i w:val="false"/>
+                <w:iCs w:val="false"/>
+                <w:color w:val="444444"/>
+                <w:sz w:val="19"/>
+                <w:szCs w:val="19"/>
               </w:rPr>
               <w:t xml:space="preserve">capacitar / dar autonomia</w:t>
             </w:r>
@@ -491,10 +571,10 @@
           <w:tcPr>
             <w:tcW w:type="dxa" w:w="4600"/>
             <w:tcMar>
-              <w:top w:type="dxa" w:w="90"/>
-              <w:left w:type="dxa" w:w="120"/>
-              <w:bottom w:type="dxa" w:w="90"/>
-              <w:right w:type="dxa" w:w="120"/>
+              <w:top w:type="dxa" w:w="70"/>
+              <w:left w:type="dxa" w:w="110"/>
+              <w:bottom w:type="dxa" w:w="70"/>
+              <w:right w:type="dxa" w:w="110"/>
             </w:tcMar>
             <w:vAlign w:val="center"/>
           </w:tcPr>
@@ -507,8 +587,8 @@
                 <w:i/>
                 <w:iCs/>
                 <w:color w:val="444444"/>
-                <w:sz w:val="20"/>
-                <w:szCs w:val="20"/>
+                <w:sz w:val="19"/>
+                <w:szCs w:val="19"/>
               </w:rPr>
               <w:t xml:space="preserve">I try to empower my team to make their own decisions.</w:t>
             </w:r>
@@ -520,10 +600,10 @@
           <w:tcPr>
             <w:tcW w:type="dxa" w:w="2600"/>
             <w:tcMar>
-              <w:top w:type="dxa" w:w="90"/>
-              <w:left w:type="dxa" w:w="120"/>
-              <w:bottom w:type="dxa" w:w="90"/>
-              <w:right w:type="dxa" w:w="120"/>
+              <w:top w:type="dxa" w:w="70"/>
+              <w:left w:type="dxa" w:w="110"/>
+              <w:bottom w:type="dxa" w:w="70"/>
+              <w:right w:type="dxa" w:w="110"/>
             </w:tcMar>
             <w:vAlign w:val="center"/>
           </w:tcPr>
@@ -536,8 +616,8 @@
                 <w:i w:val="false"/>
                 <w:iCs w:val="false"/>
                 <w:color w:val="444444"/>
-                <w:sz w:val="20"/>
-                <w:szCs w:val="20"/>
+                <w:sz w:val="19"/>
+                <w:szCs w:val="19"/>
               </w:rPr>
               <w:t xml:space="preserve">servant leadership</w:t>
             </w:r>
@@ -547,24 +627,24 @@
           <w:tcPr>
             <w:tcW w:type="dxa" w:w="2000"/>
             <w:tcMar>
-              <w:top w:type="dxa" w:w="90"/>
-              <w:left w:type="dxa" w:w="120"/>
-              <w:bottom w:type="dxa" w:w="90"/>
-              <w:right w:type="dxa" w:w="120"/>
-            </w:tcMar>
-            <w:vAlign w:val="center"/>
-          </w:tcPr>
-          <w:p>
-            <w:r>
-              <w:rPr>
-                <w:rFonts w:ascii="Calibri" w:cs="Calibri" w:eastAsia="Calibri" w:hAnsi="Calibri"/>
-                <w:b w:val="false"/>
-                <w:bCs w:val="false"/>
-                <w:i w:val="false"/>
-                <w:iCs w:val="false"/>
-                <w:color w:val="444444"/>
-                <w:sz w:val="20"/>
-                <w:szCs w:val="20"/>
+              <w:top w:type="dxa" w:w="70"/>
+              <w:left w:type="dxa" w:w="110"/>
+              <w:bottom w:type="dxa" w:w="70"/>
+              <w:right w:type="dxa" w:w="110"/>
+            </w:tcMar>
+            <w:vAlign w:val="center"/>
+          </w:tcPr>
+          <w:p>
+            <w:r>
+              <w:rPr>
+                <w:rFonts w:ascii="Calibri" w:cs="Calibri" w:eastAsia="Calibri" w:hAnsi="Calibri"/>
+                <w:b w:val="false"/>
+                <w:bCs w:val="false"/>
+                <w:i w:val="false"/>
+                <w:iCs w:val="false"/>
+                <w:color w:val="444444"/>
+                <w:sz w:val="19"/>
+                <w:szCs w:val="19"/>
               </w:rPr>
               <w:t xml:space="preserve">liderança servidora</w:t>
             </w:r>
@@ -574,10 +654,10 @@
           <w:tcPr>
             <w:tcW w:type="dxa" w:w="4600"/>
             <w:tcMar>
-              <w:top w:type="dxa" w:w="90"/>
-              <w:left w:type="dxa" w:w="120"/>
-              <w:bottom w:type="dxa" w:w="90"/>
-              <w:right w:type="dxa" w:w="120"/>
+              <w:top w:type="dxa" w:w="70"/>
+              <w:left w:type="dxa" w:w="110"/>
+              <w:bottom w:type="dxa" w:w="70"/>
+              <w:right w:type="dxa" w:w="110"/>
             </w:tcMar>
             <w:vAlign w:val="center"/>
           </w:tcPr>
@@ -590,10 +670,10 @@
                 <w:i/>
                 <w:iCs/>
                 <w:color w:val="444444"/>
-                <w:sz w:val="20"/>
-                <w:szCs w:val="20"/>
-              </w:rPr>
-              <w:t xml:space="preserve">I lean toward servant leadership — my job is to remove obstacles.</w:t>
+                <w:sz w:val="19"/>
+                <w:szCs w:val="19"/>
+              </w:rPr>
+              <w:t xml:space="preserve">I lean toward servant leadership, my job is to remove obstacles.</w:t>
             </w:r>
           </w:p>
         </w:tc>
@@ -603,10 +683,10 @@
           <w:tcPr>
             <w:tcW w:type="dxa" w:w="2600"/>
             <w:tcMar>
-              <w:top w:type="dxa" w:w="90"/>
-              <w:left w:type="dxa" w:w="120"/>
-              <w:bottom w:type="dxa" w:w="90"/>
-              <w:right w:type="dxa" w:w="120"/>
+              <w:top w:type="dxa" w:w="70"/>
+              <w:left w:type="dxa" w:w="110"/>
+              <w:bottom w:type="dxa" w:w="70"/>
+              <w:right w:type="dxa" w:w="110"/>
             </w:tcMar>
             <w:vAlign w:val="center"/>
           </w:tcPr>
@@ -619,8 +699,8 @@
                 <w:i w:val="false"/>
                 <w:iCs w:val="false"/>
                 <w:color w:val="444444"/>
-                <w:sz w:val="20"/>
-                <w:szCs w:val="20"/>
+                <w:sz w:val="19"/>
+                <w:szCs w:val="19"/>
               </w:rPr>
               <w:t xml:space="preserve">to lead by example</w:t>
             </w:r>
@@ -630,24 +710,24 @@
           <w:tcPr>
             <w:tcW w:type="dxa" w:w="2000"/>
             <w:tcMar>
-              <w:top w:type="dxa" w:w="90"/>
-              <w:left w:type="dxa" w:w="120"/>
-              <w:bottom w:type="dxa" w:w="90"/>
-              <w:right w:type="dxa" w:w="120"/>
-            </w:tcMar>
-            <w:vAlign w:val="center"/>
-          </w:tcPr>
-          <w:p>
-            <w:r>
-              <w:rPr>
-                <w:rFonts w:ascii="Calibri" w:cs="Calibri" w:eastAsia="Calibri" w:hAnsi="Calibri"/>
-                <w:b w:val="false"/>
-                <w:bCs w:val="false"/>
-                <w:i w:val="false"/>
-                <w:iCs w:val="false"/>
-                <w:color w:val="444444"/>
-                <w:sz w:val="20"/>
-                <w:szCs w:val="20"/>
+              <w:top w:type="dxa" w:w="70"/>
+              <w:left w:type="dxa" w:w="110"/>
+              <w:bottom w:type="dxa" w:w="70"/>
+              <w:right w:type="dxa" w:w="110"/>
+            </w:tcMar>
+            <w:vAlign w:val="center"/>
+          </w:tcPr>
+          <w:p>
+            <w:r>
+              <w:rPr>
+                <w:rFonts w:ascii="Calibri" w:cs="Calibri" w:eastAsia="Calibri" w:hAnsi="Calibri"/>
+                <w:b w:val="false"/>
+                <w:bCs w:val="false"/>
+                <w:i w:val="false"/>
+                <w:iCs w:val="false"/>
+                <w:color w:val="444444"/>
+                <w:sz w:val="19"/>
+                <w:szCs w:val="19"/>
               </w:rPr>
               <w:t xml:space="preserve">liderar pelo exemplo</w:t>
             </w:r>
@@ -657,10 +737,10 @@
           <w:tcPr>
             <w:tcW w:type="dxa" w:w="4600"/>
             <w:tcMar>
-              <w:top w:type="dxa" w:w="90"/>
-              <w:left w:type="dxa" w:w="120"/>
-              <w:bottom w:type="dxa" w:w="90"/>
-              <w:right w:type="dxa" w:w="120"/>
+              <w:top w:type="dxa" w:w="70"/>
+              <w:left w:type="dxa" w:w="110"/>
+              <w:bottom w:type="dxa" w:w="70"/>
+              <w:right w:type="dxa" w:w="110"/>
             </w:tcMar>
             <w:vAlign w:val="center"/>
           </w:tcPr>
@@ -673,8 +753,8 @@
                 <w:i/>
                 <w:iCs/>
                 <w:color w:val="444444"/>
-                <w:sz w:val="20"/>
-                <w:szCs w:val="20"/>
+                <w:sz w:val="19"/>
+                <w:szCs w:val="19"/>
               </w:rPr>
               <w:t xml:space="preserve">I try to lead by example, especially under pressure.</w:t>
             </w:r>
@@ -686,10 +766,10 @@
           <w:tcPr>
             <w:tcW w:type="dxa" w:w="2600"/>
             <w:tcMar>
-              <w:top w:type="dxa" w:w="90"/>
-              <w:left w:type="dxa" w:w="120"/>
-              <w:bottom w:type="dxa" w:w="90"/>
-              <w:right w:type="dxa" w:w="120"/>
+              <w:top w:type="dxa" w:w="70"/>
+              <w:left w:type="dxa" w:w="110"/>
+              <w:bottom w:type="dxa" w:w="70"/>
+              <w:right w:type="dxa" w:w="110"/>
             </w:tcMar>
             <w:vAlign w:val="center"/>
           </w:tcPr>
@@ -702,8 +782,8 @@
                 <w:i w:val="false"/>
                 <w:iCs w:val="false"/>
                 <w:color w:val="444444"/>
-                <w:sz w:val="20"/>
-                <w:szCs w:val="20"/>
+                <w:sz w:val="19"/>
+                <w:szCs w:val="19"/>
               </w:rPr>
               <w:t xml:space="preserve">autonomy</w:t>
             </w:r>
@@ -713,24 +793,24 @@
           <w:tcPr>
             <w:tcW w:type="dxa" w:w="2000"/>
             <w:tcMar>
-              <w:top w:type="dxa" w:w="90"/>
-              <w:left w:type="dxa" w:w="120"/>
-              <w:bottom w:type="dxa" w:w="90"/>
-              <w:right w:type="dxa" w:w="120"/>
-            </w:tcMar>
-            <w:vAlign w:val="center"/>
-          </w:tcPr>
-          <w:p>
-            <w:r>
-              <w:rPr>
-                <w:rFonts w:ascii="Calibri" w:cs="Calibri" w:eastAsia="Calibri" w:hAnsi="Calibri"/>
-                <w:b w:val="false"/>
-                <w:bCs w:val="false"/>
-                <w:i w:val="false"/>
-                <w:iCs w:val="false"/>
-                <w:color w:val="444444"/>
-                <w:sz w:val="20"/>
-                <w:szCs w:val="20"/>
+              <w:top w:type="dxa" w:w="70"/>
+              <w:left w:type="dxa" w:w="110"/>
+              <w:bottom w:type="dxa" w:w="70"/>
+              <w:right w:type="dxa" w:w="110"/>
+            </w:tcMar>
+            <w:vAlign w:val="center"/>
+          </w:tcPr>
+          <w:p>
+            <w:r>
+              <w:rPr>
+                <w:rFonts w:ascii="Calibri" w:cs="Calibri" w:eastAsia="Calibri" w:hAnsi="Calibri"/>
+                <w:b w:val="false"/>
+                <w:bCs w:val="false"/>
+                <w:i w:val="false"/>
+                <w:iCs w:val="false"/>
+                <w:color w:val="444444"/>
+                <w:sz w:val="19"/>
+                <w:szCs w:val="19"/>
               </w:rPr>
               <w:t xml:space="preserve">autonomia</w:t>
             </w:r>
@@ -740,10 +820,10 @@
           <w:tcPr>
             <w:tcW w:type="dxa" w:w="4600"/>
             <w:tcMar>
-              <w:top w:type="dxa" w:w="90"/>
-              <w:left w:type="dxa" w:w="120"/>
-              <w:bottom w:type="dxa" w:w="90"/>
-              <w:right w:type="dxa" w:w="120"/>
+              <w:top w:type="dxa" w:w="70"/>
+              <w:left w:type="dxa" w:w="110"/>
+              <w:bottom w:type="dxa" w:w="70"/>
+              <w:right w:type="dxa" w:w="110"/>
             </w:tcMar>
             <w:vAlign w:val="center"/>
           </w:tcPr>
@@ -756,8 +836,8 @@
                 <w:i/>
                 <w:iCs/>
                 <w:color w:val="444444"/>
-                <w:sz w:val="20"/>
-                <w:szCs w:val="20"/>
+                <w:sz w:val="19"/>
+                <w:szCs w:val="19"/>
               </w:rPr>
               <w:t xml:space="preserve">I give my team a lot of autonomy over how they get things done.</w:t>
             </w:r>
@@ -769,10 +849,10 @@
           <w:tcPr>
             <w:tcW w:type="dxa" w:w="2600"/>
             <w:tcMar>
-              <w:top w:type="dxa" w:w="90"/>
-              <w:left w:type="dxa" w:w="120"/>
-              <w:bottom w:type="dxa" w:w="90"/>
-              <w:right w:type="dxa" w:w="120"/>
+              <w:top w:type="dxa" w:w="70"/>
+              <w:left w:type="dxa" w:w="110"/>
+              <w:bottom w:type="dxa" w:w="70"/>
+              <w:right w:type="dxa" w:w="110"/>
             </w:tcMar>
             <w:vAlign w:val="center"/>
           </w:tcPr>
@@ -785,8 +865,8 @@
                 <w:i w:val="false"/>
                 <w:iCs w:val="false"/>
                 <w:color w:val="444444"/>
-                <w:sz w:val="20"/>
-                <w:szCs w:val="20"/>
+                <w:sz w:val="19"/>
+                <w:szCs w:val="19"/>
               </w:rPr>
               <w:t xml:space="preserve">to micromanage</w:t>
             </w:r>
@@ -796,24 +876,24 @@
           <w:tcPr>
             <w:tcW w:type="dxa" w:w="2000"/>
             <w:tcMar>
-              <w:top w:type="dxa" w:w="90"/>
-              <w:left w:type="dxa" w:w="120"/>
-              <w:bottom w:type="dxa" w:w="90"/>
-              <w:right w:type="dxa" w:w="120"/>
-            </w:tcMar>
-            <w:vAlign w:val="center"/>
-          </w:tcPr>
-          <w:p>
-            <w:r>
-              <w:rPr>
-                <w:rFonts w:ascii="Calibri" w:cs="Calibri" w:eastAsia="Calibri" w:hAnsi="Calibri"/>
-                <w:b w:val="false"/>
-                <w:bCs w:val="false"/>
-                <w:i w:val="false"/>
-                <w:iCs w:val="false"/>
-                <w:color w:val="444444"/>
-                <w:sz w:val="20"/>
-                <w:szCs w:val="20"/>
+              <w:top w:type="dxa" w:w="70"/>
+              <w:left w:type="dxa" w:w="110"/>
+              <w:bottom w:type="dxa" w:w="70"/>
+              <w:right w:type="dxa" w:w="110"/>
+            </w:tcMar>
+            <w:vAlign w:val="center"/>
+          </w:tcPr>
+          <w:p>
+            <w:r>
+              <w:rPr>
+                <w:rFonts w:ascii="Calibri" w:cs="Calibri" w:eastAsia="Calibri" w:hAnsi="Calibri"/>
+                <w:b w:val="false"/>
+                <w:bCs w:val="false"/>
+                <w:i w:val="false"/>
+                <w:iCs w:val="false"/>
+                <w:color w:val="444444"/>
+                <w:sz w:val="19"/>
+                <w:szCs w:val="19"/>
               </w:rPr>
               <w:t xml:space="preserve">microgerenciar</w:t>
             </w:r>
@@ -823,10 +903,10 @@
           <w:tcPr>
             <w:tcW w:type="dxa" w:w="4600"/>
             <w:tcMar>
-              <w:top w:type="dxa" w:w="90"/>
-              <w:left w:type="dxa" w:w="120"/>
-              <w:bottom w:type="dxa" w:w="90"/>
-              <w:right w:type="dxa" w:w="120"/>
+              <w:top w:type="dxa" w:w="70"/>
+              <w:left w:type="dxa" w:w="110"/>
+              <w:bottom w:type="dxa" w:w="70"/>
+              <w:right w:type="dxa" w:w="110"/>
             </w:tcMar>
             <w:vAlign w:val="center"/>
           </w:tcPr>
@@ -839,8 +919,8 @@
                 <w:i/>
                 <w:iCs/>
                 <w:color w:val="444444"/>
-                <w:sz w:val="20"/>
-                <w:szCs w:val="20"/>
+                <w:sz w:val="19"/>
+                <w:szCs w:val="19"/>
               </w:rPr>
               <w:t xml:space="preserve">I actively try not to micromanage, even when I'm nervous about a deadline.</w:t>
             </w:r>
@@ -852,10 +932,10 @@
           <w:tcPr>
             <w:tcW w:type="dxa" w:w="2600"/>
             <w:tcMar>
-              <w:top w:type="dxa" w:w="90"/>
-              <w:left w:type="dxa" w:w="120"/>
-              <w:bottom w:type="dxa" w:w="90"/>
-              <w:right w:type="dxa" w:w="120"/>
+              <w:top w:type="dxa" w:w="70"/>
+              <w:left w:type="dxa" w:w="110"/>
+              <w:bottom w:type="dxa" w:w="70"/>
+              <w:right w:type="dxa" w:w="110"/>
             </w:tcMar>
             <w:vAlign w:val="center"/>
           </w:tcPr>
@@ -868,8 +948,8 @@
                 <w:i w:val="false"/>
                 <w:iCs w:val="false"/>
                 <w:color w:val="444444"/>
-                <w:sz w:val="20"/>
-                <w:szCs w:val="20"/>
+                <w:sz w:val="19"/>
+                <w:szCs w:val="19"/>
               </w:rPr>
               <w:t xml:space="preserve">coaching style</w:t>
             </w:r>
@@ -879,24 +959,24 @@
           <w:tcPr>
             <w:tcW w:type="dxa" w:w="2000"/>
             <w:tcMar>
-              <w:top w:type="dxa" w:w="90"/>
-              <w:left w:type="dxa" w:w="120"/>
-              <w:bottom w:type="dxa" w:w="90"/>
-              <w:right w:type="dxa" w:w="120"/>
-            </w:tcMar>
-            <w:vAlign w:val="center"/>
-          </w:tcPr>
-          <w:p>
-            <w:r>
-              <w:rPr>
-                <w:rFonts w:ascii="Calibri" w:cs="Calibri" w:eastAsia="Calibri" w:hAnsi="Calibri"/>
-                <w:b w:val="false"/>
-                <w:bCs w:val="false"/>
-                <w:i w:val="false"/>
-                <w:iCs w:val="false"/>
-                <w:color w:val="444444"/>
-                <w:sz w:val="20"/>
-                <w:szCs w:val="20"/>
+              <w:top w:type="dxa" w:w="70"/>
+              <w:left w:type="dxa" w:w="110"/>
+              <w:bottom w:type="dxa" w:w="70"/>
+              <w:right w:type="dxa" w:w="110"/>
+            </w:tcMar>
+            <w:vAlign w:val="center"/>
+          </w:tcPr>
+          <w:p>
+            <w:r>
+              <w:rPr>
+                <w:rFonts w:ascii="Calibri" w:cs="Calibri" w:eastAsia="Calibri" w:hAnsi="Calibri"/>
+                <w:b w:val="false"/>
+                <w:bCs w:val="false"/>
+                <w:i w:val="false"/>
+                <w:iCs w:val="false"/>
+                <w:color w:val="444444"/>
+                <w:sz w:val="19"/>
+                <w:szCs w:val="19"/>
               </w:rPr>
               <w:t xml:space="preserve">estilo de coaching</w:t>
             </w:r>
@@ -906,10 +986,10 @@
           <w:tcPr>
             <w:tcW w:type="dxa" w:w="4600"/>
             <w:tcMar>
-              <w:top w:type="dxa" w:w="90"/>
-              <w:left w:type="dxa" w:w="120"/>
-              <w:bottom w:type="dxa" w:w="90"/>
-              <w:right w:type="dxa" w:w="120"/>
+              <w:top w:type="dxa" w:w="70"/>
+              <w:left w:type="dxa" w:w="110"/>
+              <w:bottom w:type="dxa" w:w="70"/>
+              <w:right w:type="dxa" w:w="110"/>
             </w:tcMar>
             <w:vAlign w:val="center"/>
           </w:tcPr>
@@ -922,8 +1002,8 @@
                 <w:i/>
                 <w:iCs/>
                 <w:color w:val="444444"/>
-                <w:sz w:val="20"/>
-                <w:szCs w:val="20"/>
+                <w:sz w:val="19"/>
+                <w:szCs w:val="19"/>
               </w:rPr>
               <w:t xml:space="preserve">My approach is more of a coaching style than a directive one.</w:t>
             </w:r>
@@ -935,10 +1015,10 @@
           <w:tcPr>
             <w:tcW w:type="dxa" w:w="2600"/>
             <w:tcMar>
-              <w:top w:type="dxa" w:w="90"/>
-              <w:left w:type="dxa" w:w="120"/>
-              <w:bottom w:type="dxa" w:w="90"/>
-              <w:right w:type="dxa" w:w="120"/>
+              <w:top w:type="dxa" w:w="70"/>
+              <w:left w:type="dxa" w:w="110"/>
+              <w:bottom w:type="dxa" w:w="70"/>
+              <w:right w:type="dxa" w:w="110"/>
             </w:tcMar>
             <w:vAlign w:val="center"/>
           </w:tcPr>
@@ -951,8 +1031,8 @@
                 <w:i w:val="false"/>
                 <w:iCs w:val="false"/>
                 <w:color w:val="444444"/>
-                <w:sz w:val="20"/>
-                <w:szCs w:val="20"/>
+                <w:sz w:val="19"/>
+                <w:szCs w:val="19"/>
               </w:rPr>
               <w:t xml:space="preserve">to set the tone</w:t>
             </w:r>
@@ -962,24 +1042,24 @@
           <w:tcPr>
             <w:tcW w:type="dxa" w:w="2000"/>
             <w:tcMar>
-              <w:top w:type="dxa" w:w="90"/>
-              <w:left w:type="dxa" w:w="120"/>
-              <w:bottom w:type="dxa" w:w="90"/>
-              <w:right w:type="dxa" w:w="120"/>
-            </w:tcMar>
-            <w:vAlign w:val="center"/>
-          </w:tcPr>
-          <w:p>
-            <w:r>
-              <w:rPr>
-                <w:rFonts w:ascii="Calibri" w:cs="Calibri" w:eastAsia="Calibri" w:hAnsi="Calibri"/>
-                <w:b w:val="false"/>
-                <w:bCs w:val="false"/>
-                <w:i w:val="false"/>
-                <w:iCs w:val="false"/>
-                <w:color w:val="444444"/>
-                <w:sz w:val="20"/>
-                <w:szCs w:val="20"/>
+              <w:top w:type="dxa" w:w="70"/>
+              <w:left w:type="dxa" w:w="110"/>
+              <w:bottom w:type="dxa" w:w="70"/>
+              <w:right w:type="dxa" w:w="110"/>
+            </w:tcMar>
+            <w:vAlign w:val="center"/>
+          </w:tcPr>
+          <w:p>
+            <w:r>
+              <w:rPr>
+                <w:rFonts w:ascii="Calibri" w:cs="Calibri" w:eastAsia="Calibri" w:hAnsi="Calibri"/>
+                <w:b w:val="false"/>
+                <w:bCs w:val="false"/>
+                <w:i w:val="false"/>
+                <w:iCs w:val="false"/>
+                <w:color w:val="444444"/>
+                <w:sz w:val="19"/>
+                <w:szCs w:val="19"/>
               </w:rPr>
               <w:t xml:space="preserve">dar o tom</w:t>
             </w:r>
@@ -989,10 +1069,10 @@
           <w:tcPr>
             <w:tcW w:type="dxa" w:w="4600"/>
             <w:tcMar>
-              <w:top w:type="dxa" w:w="90"/>
-              <w:left w:type="dxa" w:w="120"/>
-              <w:bottom w:type="dxa" w:w="90"/>
-              <w:right w:type="dxa" w:w="120"/>
+              <w:top w:type="dxa" w:w="70"/>
+              <w:left w:type="dxa" w:w="110"/>
+              <w:bottom w:type="dxa" w:w="70"/>
+              <w:right w:type="dxa" w:w="110"/>
             </w:tcMar>
             <w:vAlign w:val="center"/>
           </w:tcPr>
@@ -1005,8 +1085,8 @@
                 <w:i/>
                 <w:iCs/>
                 <w:color w:val="444444"/>
-                <w:sz w:val="20"/>
-                <w:szCs w:val="20"/>
+                <w:sz w:val="19"/>
+                <w:szCs w:val="19"/>
               </w:rPr>
               <w:t xml:space="preserve">As a leader, you set the tone for how the whole team handles pressure.</w:t>
             </w:r>
@@ -1018,10 +1098,10 @@
           <w:tcPr>
             <w:tcW w:type="dxa" w:w="2600"/>
             <w:tcMar>
-              <w:top w:type="dxa" w:w="90"/>
-              <w:left w:type="dxa" w:w="120"/>
-              <w:bottom w:type="dxa" w:w="90"/>
-              <w:right w:type="dxa" w:w="120"/>
+              <w:top w:type="dxa" w:w="70"/>
+              <w:left w:type="dxa" w:w="110"/>
+              <w:bottom w:type="dxa" w:w="70"/>
+              <w:right w:type="dxa" w:w="110"/>
             </w:tcMar>
             <w:vAlign w:val="center"/>
           </w:tcPr>
@@ -1034,8 +1114,8 @@
                 <w:i w:val="false"/>
                 <w:iCs w:val="false"/>
                 <w:color w:val="444444"/>
-                <w:sz w:val="20"/>
-                <w:szCs w:val="20"/>
+                <w:sz w:val="19"/>
+                <w:szCs w:val="19"/>
               </w:rPr>
               <w:t xml:space="preserve">decisive</w:t>
             </w:r>
@@ -1045,24 +1125,24 @@
           <w:tcPr>
             <w:tcW w:type="dxa" w:w="2000"/>
             <w:tcMar>
-              <w:top w:type="dxa" w:w="90"/>
-              <w:left w:type="dxa" w:w="120"/>
-              <w:bottom w:type="dxa" w:w="90"/>
-              <w:right w:type="dxa" w:w="120"/>
-            </w:tcMar>
-            <w:vAlign w:val="center"/>
-          </w:tcPr>
-          <w:p>
-            <w:r>
-              <w:rPr>
-                <w:rFonts w:ascii="Calibri" w:cs="Calibri" w:eastAsia="Calibri" w:hAnsi="Calibri"/>
-                <w:b w:val="false"/>
-                <w:bCs w:val="false"/>
-                <w:i w:val="false"/>
-                <w:iCs w:val="false"/>
-                <w:color w:val="444444"/>
-                <w:sz w:val="20"/>
-                <w:szCs w:val="20"/>
+              <w:top w:type="dxa" w:w="70"/>
+              <w:left w:type="dxa" w:w="110"/>
+              <w:bottom w:type="dxa" w:w="70"/>
+              <w:right w:type="dxa" w:w="110"/>
+            </w:tcMar>
+            <w:vAlign w:val="center"/>
+          </w:tcPr>
+          <w:p>
+            <w:r>
+              <w:rPr>
+                <w:rFonts w:ascii="Calibri" w:cs="Calibri" w:eastAsia="Calibri" w:hAnsi="Calibri"/>
+                <w:b w:val="false"/>
+                <w:bCs w:val="false"/>
+                <w:i w:val="false"/>
+                <w:iCs w:val="false"/>
+                <w:color w:val="444444"/>
+                <w:sz w:val="19"/>
+                <w:szCs w:val="19"/>
               </w:rPr>
               <w:t xml:space="preserve">decidido(a)</w:t>
             </w:r>
@@ -1072,10 +1152,10 @@
           <w:tcPr>
             <w:tcW w:type="dxa" w:w="4600"/>
             <w:tcMar>
-              <w:top w:type="dxa" w:w="90"/>
-              <w:left w:type="dxa" w:w="120"/>
-              <w:bottom w:type="dxa" w:w="90"/>
-              <w:right w:type="dxa" w:w="120"/>
+              <w:top w:type="dxa" w:w="70"/>
+              <w:left w:type="dxa" w:w="110"/>
+              <w:bottom w:type="dxa" w:w="70"/>
+              <w:right w:type="dxa" w:w="110"/>
             </w:tcMar>
             <w:vAlign w:val="center"/>
           </w:tcPr>
@@ -1088,8 +1168,8 @@
                 <w:i/>
                 <w:iCs/>
                 <w:color w:val="444444"/>
-                <w:sz w:val="20"/>
-                <w:szCs w:val="20"/>
+                <w:sz w:val="19"/>
+                <w:szCs w:val="19"/>
               </w:rPr>
               <w:t xml:space="preserve">I'd say I'm pretty decisive, even with incomplete information.</w:t>
             </w:r>
@@ -1101,10 +1181,10 @@
           <w:tcPr>
             <w:tcW w:type="dxa" w:w="2600"/>
             <w:tcMar>
-              <w:top w:type="dxa" w:w="90"/>
-              <w:left w:type="dxa" w:w="120"/>
-              <w:bottom w:type="dxa" w:w="90"/>
-              <w:right w:type="dxa" w:w="120"/>
+              <w:top w:type="dxa" w:w="70"/>
+              <w:left w:type="dxa" w:w="110"/>
+              <w:bottom w:type="dxa" w:w="70"/>
+              <w:right w:type="dxa" w:w="110"/>
             </w:tcMar>
             <w:vAlign w:val="center"/>
           </w:tcPr>
@@ -1117,8 +1197,8 @@
                 <w:i w:val="false"/>
                 <w:iCs w:val="false"/>
                 <w:color w:val="444444"/>
-                <w:sz w:val="20"/>
-                <w:szCs w:val="20"/>
+                <w:sz w:val="19"/>
+                <w:szCs w:val="19"/>
               </w:rPr>
               <w:t xml:space="preserve">approachable</w:t>
             </w:r>
@@ -1128,24 +1208,24 @@
           <w:tcPr>
             <w:tcW w:type="dxa" w:w="2000"/>
             <w:tcMar>
-              <w:top w:type="dxa" w:w="90"/>
-              <w:left w:type="dxa" w:w="120"/>
-              <w:bottom w:type="dxa" w:w="90"/>
-              <w:right w:type="dxa" w:w="120"/>
-            </w:tcMar>
-            <w:vAlign w:val="center"/>
-          </w:tcPr>
-          <w:p>
-            <w:r>
-              <w:rPr>
-                <w:rFonts w:ascii="Calibri" w:cs="Calibri" w:eastAsia="Calibri" w:hAnsi="Calibri"/>
-                <w:b w:val="false"/>
-                <w:bCs w:val="false"/>
-                <w:i w:val="false"/>
-                <w:iCs w:val="false"/>
-                <w:color w:val="444444"/>
-                <w:sz w:val="20"/>
-                <w:szCs w:val="20"/>
+              <w:top w:type="dxa" w:w="70"/>
+              <w:left w:type="dxa" w:w="110"/>
+              <w:bottom w:type="dxa" w:w="70"/>
+              <w:right w:type="dxa" w:w="110"/>
+            </w:tcMar>
+            <w:vAlign w:val="center"/>
+          </w:tcPr>
+          <w:p>
+            <w:r>
+              <w:rPr>
+                <w:rFonts w:ascii="Calibri" w:cs="Calibri" w:eastAsia="Calibri" w:hAnsi="Calibri"/>
+                <w:b w:val="false"/>
+                <w:bCs w:val="false"/>
+                <w:i w:val="false"/>
+                <w:iCs w:val="false"/>
+                <w:color w:val="444444"/>
+                <w:sz w:val="19"/>
+                <w:szCs w:val="19"/>
               </w:rPr>
               <w:t xml:space="preserve">acessível</w:t>
             </w:r>
@@ -1155,10 +1235,10 @@
           <w:tcPr>
             <w:tcW w:type="dxa" w:w="4600"/>
             <w:tcMar>
-              <w:top w:type="dxa" w:w="90"/>
-              <w:left w:type="dxa" w:w="120"/>
-              <w:bottom w:type="dxa" w:w="90"/>
-              <w:right w:type="dxa" w:w="120"/>
+              <w:top w:type="dxa" w:w="70"/>
+              <w:left w:type="dxa" w:w="110"/>
+              <w:bottom w:type="dxa" w:w="70"/>
+              <w:right w:type="dxa" w:w="110"/>
             </w:tcMar>
             <w:vAlign w:val="center"/>
           </w:tcPr>
@@ -1171,8 +1251,8 @@
                 <w:i/>
                 <w:iCs/>
                 <w:color w:val="444444"/>
-                <w:sz w:val="20"/>
-                <w:szCs w:val="20"/>
+                <w:sz w:val="19"/>
+                <w:szCs w:val="19"/>
               </w:rPr>
               <w:t xml:space="preserve">I want to be approachable, so people don't wait to raise issues.</w:t>
             </w:r>
@@ -1184,10 +1264,10 @@
           <w:tcPr>
             <w:tcW w:type="dxa" w:w="2600"/>
             <w:tcMar>
-              <w:top w:type="dxa" w:w="90"/>
-              <w:left w:type="dxa" w:w="120"/>
-              <w:bottom w:type="dxa" w:w="90"/>
-              <w:right w:type="dxa" w:w="120"/>
+              <w:top w:type="dxa" w:w="70"/>
+              <w:left w:type="dxa" w:w="110"/>
+              <w:bottom w:type="dxa" w:w="70"/>
+              <w:right w:type="dxa" w:w="110"/>
             </w:tcMar>
             <w:vAlign w:val="center"/>
           </w:tcPr>
@@ -1200,8 +1280,8 @@
                 <w:i w:val="false"/>
                 <w:iCs w:val="false"/>
                 <w:color w:val="444444"/>
-                <w:sz w:val="20"/>
-                <w:szCs w:val="20"/>
+                <w:sz w:val="19"/>
+                <w:szCs w:val="19"/>
               </w:rPr>
               <w:t xml:space="preserve">to earn trust</w:t>
             </w:r>
@@ -1211,24 +1291,24 @@
           <w:tcPr>
             <w:tcW w:type="dxa" w:w="2000"/>
             <w:tcMar>
-              <w:top w:type="dxa" w:w="90"/>
-              <w:left w:type="dxa" w:w="120"/>
-              <w:bottom w:type="dxa" w:w="90"/>
-              <w:right w:type="dxa" w:w="120"/>
-            </w:tcMar>
-            <w:vAlign w:val="center"/>
-          </w:tcPr>
-          <w:p>
-            <w:r>
-              <w:rPr>
-                <w:rFonts w:ascii="Calibri" w:cs="Calibri" w:eastAsia="Calibri" w:hAnsi="Calibri"/>
-                <w:b w:val="false"/>
-                <w:bCs w:val="false"/>
-                <w:i w:val="false"/>
-                <w:iCs w:val="false"/>
-                <w:color w:val="444444"/>
-                <w:sz w:val="20"/>
-                <w:szCs w:val="20"/>
+              <w:top w:type="dxa" w:w="70"/>
+              <w:left w:type="dxa" w:w="110"/>
+              <w:bottom w:type="dxa" w:w="70"/>
+              <w:right w:type="dxa" w:w="110"/>
+            </w:tcMar>
+            <w:vAlign w:val="center"/>
+          </w:tcPr>
+          <w:p>
+            <w:r>
+              <w:rPr>
+                <w:rFonts w:ascii="Calibri" w:cs="Calibri" w:eastAsia="Calibri" w:hAnsi="Calibri"/>
+                <w:b w:val="false"/>
+                <w:bCs w:val="false"/>
+                <w:i w:val="false"/>
+                <w:iCs w:val="false"/>
+                <w:color w:val="444444"/>
+                <w:sz w:val="19"/>
+                <w:szCs w:val="19"/>
               </w:rPr>
               <w:t xml:space="preserve">conquistar confiança</w:t>
             </w:r>
@@ -1238,10 +1318,10 @@
           <w:tcPr>
             <w:tcW w:type="dxa" w:w="4600"/>
             <w:tcMar>
-              <w:top w:type="dxa" w:w="90"/>
-              <w:left w:type="dxa" w:w="120"/>
-              <w:bottom w:type="dxa" w:w="90"/>
-              <w:right w:type="dxa" w:w="120"/>
+              <w:top w:type="dxa" w:w="70"/>
+              <w:left w:type="dxa" w:w="110"/>
+              <w:bottom w:type="dxa" w:w="70"/>
+              <w:right w:type="dxa" w:w="110"/>
             </w:tcMar>
             <w:vAlign w:val="center"/>
           </w:tcPr>
@@ -1254,8 +1334,8 @@
                 <w:i/>
                 <w:iCs/>
                 <w:color w:val="444444"/>
-                <w:sz w:val="20"/>
-                <w:szCs w:val="20"/>
+                <w:sz w:val="19"/>
+                <w:szCs w:val="19"/>
               </w:rPr>
               <w:t xml:space="preserve">You earn trust by being consistent, not by being liked.</w:t>
             </w:r>
@@ -1266,7 +1346,7 @@
     <w:p>
       <w:pPr>
         <w:shd w:fill="178A6D" w:val="clear"/>
-        <w:spacing w:after="150" w:before="500"/>
+        <w:spacing w:after="110" w:before="340"/>
       </w:pPr>
       <w:r>
         <w:rPr>
@@ -1274,8 +1354,8 @@
           <w:b/>
           <w:bCs/>
           <w:color w:val="FFFFFF"/>
-          <w:sz w:val="20"/>
-          <w:szCs w:val="20"/>
+          <w:sz w:val="18"/>
+          <w:szCs w:val="18"/>
         </w:rPr>
         <w:t xml:space="preserve">  ETAPA 2  </w:t>
       </w:r>
@@ -1285,10 +1365,22 @@
           <w:b/>
           <w:bCs/>
           <w:color w:val="FFFFFF"/>
-          <w:sz w:val="24"/>
-          <w:szCs w:val="24"/>
+          <w:sz w:val="23"/>
+          <w:szCs w:val="23"/>
         </w:rPr>
         <w:t xml:space="preserve">   Leitura com Orientação de Estudo</w:t>
+      </w:r>
+      <w:r>
+        <w:rPr>
+          <w:rFonts w:ascii="Calibri" w:cs="Calibri" w:eastAsia="Calibri" w:hAnsi="Calibri"/>
+          <w:i/>
+          <w:iCs/>
+          <w:color w:val="D8E7F2"/>
+          <w:sz w:val="17"/>
+          <w:szCs w:val="17"/>
+        </w:rPr>
+        <w:br/>
+        <w:t xml:space="preserve">   Guided Reading</w:t>
       </w:r>
     </w:p>
     <w:tbl>
@@ -1311,15 +1403,15 @@
           <w:tcPr>
             <w:shd w:fill="E9F5F1" w:val="clear"/>
             <w:tcMar>
-              <w:top w:type="dxa" w:w="150"/>
-              <w:left w:type="dxa" w:w="200"/>
-              <w:bottom w:type="dxa" w:w="150"/>
-              <w:right w:type="dxa" w:w="200"/>
+              <w:top w:type="dxa" w:w="110"/>
+              <w:left w:type="dxa" w:w="180"/>
+              <w:bottom w:type="dxa" w:w="110"/>
+              <w:right w:type="dxa" w:w="180"/>
             </w:tcMar>
           </w:tcPr>
           <w:p>
             <w:pPr>
-              <w:spacing w:after="80"/>
+              <w:spacing w:after="60"/>
             </w:pPr>
             <w:r>
               <w:rPr>
@@ -1327,50 +1419,50 @@
                 <w:b/>
                 <w:bCs/>
                 <w:color w:val="178A6D"/>
-                <w:sz w:val="21"/>
-                <w:szCs w:val="21"/>
+                <w:sz w:val="20"/>
+                <w:szCs w:val="20"/>
               </w:rPr>
               <w:t xml:space="preserve">Como ler este texto</w:t>
             </w:r>
           </w:p>
           <w:p>
             <w:pPr>
-              <w:spacing w:after="60"/>
+              <w:spacing w:after="40"/>
             </w:pPr>
             <w:r>
               <w:rPr>
                 <w:rFonts w:ascii="Calibri" w:cs="Calibri" w:eastAsia="Calibri" w:hAnsi="Calibri"/>
                 <w:color w:val="444444"/>
-                <w:sz w:val="21"/>
-                <w:szCs w:val="21"/>
-              </w:rPr>
-              <w:t xml:space="preserve">1) Leia uma vez, rápido, só para captar a ideia geral — sem parar no que não entender.</w:t>
+                <w:sz w:val="20"/>
+                <w:szCs w:val="20"/>
+              </w:rPr>
+              <w:t xml:space="preserve">1) Leia uma vez, rápido, só para captar a ideia geral, sem parar no que não entender.</w:t>
             </w:r>
           </w:p>
           <w:p>
             <w:pPr>
-              <w:spacing w:after="60"/>
+              <w:spacing w:after="40"/>
             </w:pPr>
             <w:r>
               <w:rPr>
                 <w:rFonts w:ascii="Calibri" w:cs="Calibri" w:eastAsia="Calibri" w:hAnsi="Calibri"/>
                 <w:color w:val="444444"/>
-                <w:sz w:val="21"/>
-                <w:szCs w:val="21"/>
+                <w:sz w:val="20"/>
+                <w:szCs w:val="20"/>
               </w:rPr>
               <w:t xml:space="preserve">2) Leia de novo e grife toda expressão da Etapa 1 que aparecer no texto.</w:t>
             </w:r>
           </w:p>
           <w:p>
             <w:pPr>
-              <w:spacing w:after="60"/>
+              <w:spacing w:after="40"/>
             </w:pPr>
             <w:r>
               <w:rPr>
                 <w:rFonts w:ascii="Calibri" w:cs="Calibri" w:eastAsia="Calibri" w:hAnsi="Calibri"/>
                 <w:color w:val="444444"/>
-                <w:sz w:val="21"/>
-                <w:szCs w:val="21"/>
+                <w:sz w:val="20"/>
+                <w:szCs w:val="20"/>
               </w:rPr>
               <w:t xml:space="preserve">3) Releia em voz alta, como se você estivesse contando essa história sobre você mesmo.</w:t>
             </w:r>
@@ -1380,7 +1472,7 @@
     </w:tbl>
     <w:p>
       <w:pPr>
-        <w:spacing w:after="160" w:line="300"/>
+        <w:spacing w:after="120" w:line="276"/>
       </w:pPr>
       <w:r>
         <w:rPr>
@@ -1390,15 +1482,15 @@
           <w:i w:val="false"/>
           <w:iCs w:val="false"/>
           <w:color w:val="444444"/>
-          <w:sz w:val="22"/>
-          <w:szCs w:val="22"/>
+          <w:sz w:val="21"/>
+          <w:szCs w:val="21"/>
         </w:rPr>
         <w:t xml:space="preserve">"There's No Single "Right" Leadership Style"</w:t>
       </w:r>
     </w:p>
     <w:p>
       <w:pPr>
-        <w:spacing w:after="160" w:line="300"/>
+        <w:spacing w:after="120" w:line="276"/>
       </w:pPr>
       <w:r>
         <w:rPr>
@@ -1408,15 +1500,15 @@
           <w:i w:val="false"/>
           <w:iCs w:val="false"/>
           <w:color w:val="444444"/>
-          <w:sz w:val="22"/>
-          <w:szCs w:val="22"/>
-        </w:rPr>
-        <w:t xml:space="preserve">One of the traps in describing your leadership style in English is reaching for a label — "I'm a servant leader" or "I'm hands-off" — without any evidence behind it. Labels without examples sound rehearsed; specific behavior sounds real.</w:t>
-      </w:r>
-    </w:p>
-    <w:p>
-      <w:pPr>
-        <w:spacing w:after="160" w:line="300"/>
+          <w:sz w:val="21"/>
+          <w:szCs w:val="21"/>
+        </w:rPr>
+        <w:t xml:space="preserve">One of the traps in describing your leadership style in English is reaching for a label, "I'm a servant leader" or "I'm hands-off", without any evidence behind it. Labels without examples sound rehearsed; specific behavior sounds real.</w:t>
+      </w:r>
+    </w:p>
+    <w:p>
+      <w:pPr>
+        <w:spacing w:after="120" w:line="276"/>
       </w:pPr>
       <w:r>
         <w:rPr>
@@ -1426,15 +1518,15 @@
           <w:i w:val="false"/>
           <w:iCs w:val="false"/>
           <w:color w:val="444444"/>
-          <w:sz w:val="22"/>
-          <w:szCs w:val="22"/>
-        </w:rPr>
-        <w:t xml:space="preserve">A more convincing way to describe your style connects a tendency to a concrete situation: "I tend to be pretty hands-off — for instance, I let my team choose their own approach to a project, and I only step in if they ask or if something's clearly off track." This shows the style in action, not just the label.</w:t>
-      </w:r>
-    </w:p>
-    <w:p>
-      <w:pPr>
-        <w:spacing w:after="160" w:line="300"/>
+          <w:sz w:val="21"/>
+          <w:szCs w:val="21"/>
+        </w:rPr>
+        <w:t xml:space="preserve">A more convincing way to describe your style connects a tendency to a concrete situation: "I tend to be pretty hands-off, for instance, I let my team choose their own approach to a project, and I only step in if they ask or if something's clearly off track." This shows the style in action, not just the label.</w:t>
+      </w:r>
+    </w:p>
+    <w:p>
+      <w:pPr>
+        <w:spacing w:after="120" w:line="276"/>
       </w:pPr>
       <w:r>
         <w:rPr>
@@ -1444,8 +1536,8 @@
           <w:i w:val="false"/>
           <w:iCs w:val="false"/>
           <w:color w:val="444444"/>
-          <w:sz w:val="22"/>
-          <w:szCs w:val="22"/>
+          <w:sz w:val="21"/>
+          <w:szCs w:val="21"/>
         </w:rPr>
         <w:t xml:space="preserve">It also helps to be honest about the trade-offs of your style. A hands-off leader might admit they've had to get better at checking in proactively. A decisive leader might admit they've had to slow down to bring others along. That kind of nuance is what separates a real answer from a interview cliché.</w:t>
       </w:r>
@@ -1453,7 +1545,7 @@
     <w:p>
       <w:pPr>
         <w:shd w:fill="7D5BA6" w:val="clear"/>
-        <w:spacing w:after="150" w:before="500"/>
+        <w:spacing w:after="110" w:before="340"/>
       </w:pPr>
       <w:r>
         <w:rPr>
@@ -1461,8 +1553,8 @@
           <w:b/>
           <w:bCs/>
           <w:color w:val="FFFFFF"/>
-          <w:sz w:val="20"/>
-          <w:szCs w:val="20"/>
+          <w:sz w:val="18"/>
+          <w:szCs w:val="18"/>
         </w:rPr>
         <w:t xml:space="preserve">  ETAPA 3  </w:t>
       </w:r>
@@ -1472,15 +1564,27 @@
           <w:b/>
           <w:bCs/>
           <w:color w:val="FFFFFF"/>
-          <w:sz w:val="24"/>
-          <w:szCs w:val="24"/>
+          <w:sz w:val="23"/>
+          <w:szCs w:val="23"/>
         </w:rPr>
         <w:t xml:space="preserve">   Listening com Suporte em Áudio e Vídeo</w:t>
       </w:r>
-    </w:p>
-    <w:p>
-      <w:pPr>
-        <w:spacing w:after="160" w:line="300"/>
+      <w:r>
+        <w:rPr>
+          <w:rFonts w:ascii="Calibri" w:cs="Calibri" w:eastAsia="Calibri" w:hAnsi="Calibri"/>
+          <w:i/>
+          <w:iCs/>
+          <w:color w:val="D8E7F2"/>
+          <w:sz w:val="17"/>
+          <w:szCs w:val="17"/>
+        </w:rPr>
+        <w:br/>
+        <w:t xml:space="preserve">   Guided Listening</w:t>
+      </w:r>
+    </w:p>
+    <w:p>
+      <w:pPr>
+        <w:spacing w:after="120" w:line="276"/>
       </w:pPr>
       <w:r>
         <w:rPr>
@@ -1490,8 +1594,8 @@
           <w:i w:val="false"/>
           <w:iCs w:val="false"/>
           <w:color w:val="444444"/>
-          <w:sz w:val="22"/>
-          <w:szCs w:val="22"/>
+          <w:sz w:val="21"/>
+          <w:szCs w:val="21"/>
         </w:rPr>
         <w:t xml:space="preserve">Ouça o áudio deste tema (arquivo disponível para download na plataforma: audio/tema-17-leadership-style.mp3) com o roteiro abaixo. Primeiro sem ler, depois acompanhando o texto.</w:t>
       </w:r>
@@ -1516,15 +1620,15 @@
           <w:tcPr>
             <w:shd w:fill="F1ECF7" w:val="clear"/>
             <w:tcMar>
-              <w:top w:type="dxa" w:w="150"/>
-              <w:left w:type="dxa" w:w="200"/>
-              <w:bottom w:type="dxa" w:w="150"/>
-              <w:right w:type="dxa" w:w="200"/>
+              <w:top w:type="dxa" w:w="110"/>
+              <w:left w:type="dxa" w:w="180"/>
+              <w:bottom w:type="dxa" w:w="110"/>
+              <w:right w:type="dxa" w:w="180"/>
             </w:tcMar>
           </w:tcPr>
           <w:p>
             <w:pPr>
-              <w:spacing w:after="80"/>
+              <w:spacing w:after="60"/>
             </w:pPr>
             <w:r>
               <w:rPr>
@@ -1532,38 +1636,38 @@
                 <w:b/>
                 <w:bCs/>
                 <w:color w:val="7D5BA6"/>
-                <w:sz w:val="21"/>
-                <w:szCs w:val="21"/>
+                <w:sz w:val="20"/>
+                <w:szCs w:val="20"/>
               </w:rPr>
               <w:t xml:space="preserve">Roteiro do áudio (Audio Script)</w:t>
             </w:r>
           </w:p>
           <w:p>
             <w:pPr>
-              <w:spacing w:after="60"/>
+              <w:spacing w:after="40"/>
             </w:pPr>
             <w:r>
               <w:rPr>
                 <w:rFonts w:ascii="Calibri" w:cs="Calibri" w:eastAsia="Calibri" w:hAnsi="Calibri"/>
                 <w:color w:val="444444"/>
-                <w:sz w:val="21"/>
-                <w:szCs w:val="21"/>
+                <w:sz w:val="20"/>
+                <w:szCs w:val="20"/>
               </w:rPr>
               <w:t xml:space="preserve">"How would you describe your leadership style?"</w:t>
             </w:r>
           </w:p>
           <w:p>
             <w:pPr>
-              <w:spacing w:after="60"/>
+              <w:spacing w:after="40"/>
             </w:pPr>
             <w:r>
               <w:rPr>
                 <w:rFonts w:ascii="Calibri" w:cs="Calibri" w:eastAsia="Calibri" w:hAnsi="Calibri"/>
                 <w:color w:val="444444"/>
-                <w:sz w:val="21"/>
-                <w:szCs w:val="21"/>
-              </w:rPr>
-              <w:t xml:space="preserve">"I'd say I lean hands-off — I try to empower people and give a lot of autonomy. For instance, I rarely tell my team how to solve a problem, just what the outcome needs to be. The trade-off is I've had to get better at checking in before things go off track, not after."</w:t>
+                <w:sz w:val="20"/>
+                <w:szCs w:val="20"/>
+              </w:rPr>
+              <w:t xml:space="preserve">"I'd say I lean hands-off, I try to empower people and give a lot of autonomy. For instance, I rarely tell my team how to solve a problem, just what the outcome needs to be. The trade-off is I've had to get better at checking in before things go off track, not after."</w:t>
             </w:r>
           </w:p>
         </w:tc>
@@ -1571,7 +1675,7 @@
     </w:tbl>
     <w:p>
       <w:pPr>
-        <w:spacing w:after="160" w:line="300"/>
+        <w:spacing w:after="120" w:line="276"/>
       </w:pPr>
       <w:r>
         <w:rPr>
@@ -1581,16 +1685,16 @@
           <w:i w:val="false"/>
           <w:iCs w:val="false"/>
           <w:color w:val="444444"/>
-          <w:sz w:val="22"/>
-          <w:szCs w:val="22"/>
-        </w:rPr>
-        <w:t xml:space="preserve">Note como a resposta nomeia o estilo ("hands-off"), dá um exemplo concreto, e admite um trade-off — três elementos que tornam a resposta mais crível.</w:t>
+          <w:sz w:val="21"/>
+          <w:szCs w:val="21"/>
+        </w:rPr>
+        <w:t xml:space="preserve">Note como a resposta nomeia o estilo ("hands-off"), dá um exemplo concreto, e admite um trade-off, três elementos que tornam a resposta mais crível.</w:t>
       </w:r>
     </w:p>
     <w:p>
       <w:pPr>
         <w:shd w:fill="C9762B" w:val="clear"/>
-        <w:spacing w:after="150" w:before="500"/>
+        <w:spacing w:after="110" w:before="340"/>
       </w:pPr>
       <w:r>
         <w:rPr>
@@ -1598,8 +1702,8 @@
           <w:b/>
           <w:bCs/>
           <w:color w:val="FFFFFF"/>
-          <w:sz w:val="20"/>
-          <w:szCs w:val="20"/>
+          <w:sz w:val="18"/>
+          <w:szCs w:val="18"/>
         </w:rPr>
         <w:t xml:space="preserve">  ETAPA 4  </w:t>
       </w:r>
@@ -1609,15 +1713,27 @@
           <w:b/>
           <w:bCs/>
           <w:color w:val="FFFFFF"/>
-          <w:sz w:val="24"/>
-          <w:szCs w:val="24"/>
+          <w:sz w:val="23"/>
+          <w:szCs w:val="23"/>
         </w:rPr>
         <w:t xml:space="preserve">   Writing como Preparação para a Fala</w:t>
       </w:r>
-    </w:p>
-    <w:p>
-      <w:pPr>
-        <w:spacing w:after="160" w:line="300"/>
+      <w:r>
+        <w:rPr>
+          <w:rFonts w:ascii="Calibri" w:cs="Calibri" w:eastAsia="Calibri" w:hAnsi="Calibri"/>
+          <w:i/>
+          <w:iCs/>
+          <w:color w:val="D8E7F2"/>
+          <w:sz w:val="17"/>
+          <w:szCs w:val="17"/>
+        </w:rPr>
+        <w:br/>
+        <w:t xml:space="preserve">   Writing Before Speaking</w:t>
+      </w:r>
+    </w:p>
+    <w:p>
+      <w:pPr>
+        <w:spacing w:after="120" w:line="276"/>
       </w:pPr>
       <w:r>
         <w:rPr>
@@ -1627,10 +1743,10 @@
           <w:i w:val="false"/>
           <w:iCs w:val="false"/>
           <w:color w:val="444444"/>
-          <w:sz w:val="22"/>
-          <w:szCs w:val="22"/>
-        </w:rPr>
-        <w:t xml:space="preserve">Antes de falar, escreva. Use as perguntas abaixo como guia e escreva de 4 a 6 frases — não precisa ser perfeito, precisa existir no papel primeiro.</w:t>
+          <w:sz w:val="21"/>
+          <w:szCs w:val="21"/>
+        </w:rPr>
+        <w:t xml:space="preserve">Antes de falar, escreva. Use as perguntas abaixo como guia e escreva de 4 a 6 frases: não precisa ser perfeito, precisa existir no papel primeiro.</w:t>
       </w:r>
     </w:p>
     <w:p>
@@ -1640,14 +1756,14 @@
           <w:ilvl w:val="0"/>
           <w:numId w:val="2"/>
         </w:numPr>
-        <w:spacing w:after="140" w:line="280"/>
+        <w:spacing w:after="100" w:line="264"/>
       </w:pPr>
       <w:r>
         <w:rPr>
           <w:rFonts w:ascii="Calibri" w:cs="Calibri" w:eastAsia="Calibri" w:hAnsi="Calibri"/>
           <w:color w:val="13293D"/>
-          <w:sz w:val="22"/>
-          <w:szCs w:val="22"/>
+          <w:sz w:val="21"/>
+          <w:szCs w:val="21"/>
         </w:rPr>
         <w:t xml:space="preserve">How would you describe your leadership style, in your own words?</w:t>
       </w:r>
@@ -1659,14 +1775,14 @@
           <w:ilvl w:val="0"/>
           <w:numId w:val="2"/>
         </w:numPr>
-        <w:spacing w:after="140" w:line="280"/>
+        <w:spacing w:after="100" w:line="264"/>
       </w:pPr>
       <w:r>
         <w:rPr>
           <w:rFonts w:ascii="Calibri" w:cs="Calibri" w:eastAsia="Calibri" w:hAnsi="Calibri"/>
           <w:color w:val="13293D"/>
-          <w:sz w:val="22"/>
-          <w:szCs w:val="22"/>
+          <w:sz w:val="21"/>
+          <w:szCs w:val="21"/>
         </w:rPr>
         <w:t xml:space="preserve">What's a specific example that shows that style in action?</w:t>
       </w:r>
@@ -1678,14 +1794,14 @@
           <w:ilvl w:val="0"/>
           <w:numId w:val="2"/>
         </w:numPr>
-        <w:spacing w:after="140" w:line="280"/>
+        <w:spacing w:after="100" w:line="264"/>
       </w:pPr>
       <w:r>
         <w:rPr>
           <w:rFonts w:ascii="Calibri" w:cs="Calibri" w:eastAsia="Calibri" w:hAnsi="Calibri"/>
           <w:color w:val="13293D"/>
-          <w:sz w:val="22"/>
-          <w:szCs w:val="22"/>
+          <w:sz w:val="21"/>
+          <w:szCs w:val="21"/>
         </w:rPr>
         <w:t xml:space="preserve">What's a trade-off or downside of your leadership style that you're aware of?</w:t>
       </w:r>
@@ -1697,21 +1813,21 @@
           <w:ilvl w:val="0"/>
           <w:numId w:val="2"/>
         </w:numPr>
-        <w:spacing w:after="140" w:line="280"/>
+        <w:spacing w:after="100" w:line="264"/>
       </w:pPr>
       <w:r>
         <w:rPr>
           <w:rFonts w:ascii="Calibri" w:cs="Calibri" w:eastAsia="Calibri" w:hAnsi="Calibri"/>
           <w:color w:val="13293D"/>
-          <w:sz w:val="22"/>
-          <w:szCs w:val="22"/>
+          <w:sz w:val="21"/>
+          <w:szCs w:val="21"/>
         </w:rPr>
         <w:t xml:space="preserve">How has your leadership style changed since your first time managing people?</w:t>
       </w:r>
     </w:p>
     <w:p>
       <w:pPr>
-        <w:spacing w:after="160" w:line="300"/>
+        <w:spacing w:after="120" w:line="276"/>
       </w:pPr>
       <w:r>
         <w:rPr>
@@ -1721,8 +1837,8 @@
           <w:i w:val="false"/>
           <w:iCs w:val="false"/>
           <w:color w:val="444444"/>
-          <w:sz w:val="22"/>
-          <w:szCs w:val="22"/>
+          <w:sz w:val="21"/>
+          <w:szCs w:val="21"/>
         </w:rPr>
         <w:t xml:space="preserve">Espaço para escrever:</w:t>
       </w:r>
@@ -1732,12 +1848,12 @@
         <w:pBdr>
           <w:bottom w:val="single" w:color="C9D6E3" w:sz="4" w:space="4"/>
         </w:pBdr>
-        <w:spacing w:after="220"/>
-      </w:pPr>
-      <w:r>
-        <w:rPr>
-          <w:sz w:val="22"/>
-          <w:szCs w:val="22"/>
+        <w:spacing w:after="160"/>
+      </w:pPr>
+      <w:r>
+        <w:rPr>
+          <w:sz w:val="21"/>
+          <w:szCs w:val="21"/>
         </w:rPr>
         <w:t xml:space="preserve"> </w:t>
       </w:r>
@@ -1747,12 +1863,12 @@
         <w:pBdr>
           <w:bottom w:val="single" w:color="C9D6E3" w:sz="4" w:space="4"/>
         </w:pBdr>
-        <w:spacing w:after="220"/>
-      </w:pPr>
-      <w:r>
-        <w:rPr>
-          <w:sz w:val="22"/>
-          <w:szCs w:val="22"/>
+        <w:spacing w:after="160"/>
+      </w:pPr>
+      <w:r>
+        <w:rPr>
+          <w:sz w:val="21"/>
+          <w:szCs w:val="21"/>
         </w:rPr>
         <w:t xml:space="preserve"> </w:t>
       </w:r>
@@ -1762,12 +1878,12 @@
         <w:pBdr>
           <w:bottom w:val="single" w:color="C9D6E3" w:sz="4" w:space="4"/>
         </w:pBdr>
-        <w:spacing w:after="220"/>
-      </w:pPr>
-      <w:r>
-        <w:rPr>
-          <w:sz w:val="22"/>
-          <w:szCs w:val="22"/>
+        <w:spacing w:after="160"/>
+      </w:pPr>
+      <w:r>
+        <w:rPr>
+          <w:sz w:val="21"/>
+          <w:szCs w:val="21"/>
         </w:rPr>
         <w:t xml:space="preserve"> </w:t>
       </w:r>
@@ -1777,12 +1893,12 @@
         <w:pBdr>
           <w:bottom w:val="single" w:color="C9D6E3" w:sz="4" w:space="4"/>
         </w:pBdr>
-        <w:spacing w:after="220"/>
-      </w:pPr>
-      <w:r>
-        <w:rPr>
-          <w:sz w:val="22"/>
-          <w:szCs w:val="22"/>
+        <w:spacing w:after="160"/>
+      </w:pPr>
+      <w:r>
+        <w:rPr>
+          <w:sz w:val="21"/>
+          <w:szCs w:val="21"/>
         </w:rPr>
         <w:t xml:space="preserve"> </w:t>
       </w:r>
@@ -1792,35 +1908,20 @@
         <w:pBdr>
           <w:bottom w:val="single" w:color="C9D6E3" w:sz="4" w:space="4"/>
         </w:pBdr>
-        <w:spacing w:after="220"/>
-      </w:pPr>
-      <w:r>
-        <w:rPr>
-          <w:sz w:val="22"/>
-          <w:szCs w:val="22"/>
+        <w:spacing w:after="160"/>
+      </w:pPr>
+      <w:r>
+        <w:rPr>
+          <w:sz w:val="21"/>
+          <w:szCs w:val="21"/>
         </w:rPr>
         <w:t xml:space="preserve"> </w:t>
       </w:r>
     </w:p>
     <w:p>
       <w:pPr>
-        <w:pBdr>
-          <w:bottom w:val="single" w:color="C9D6E3" w:sz="4" w:space="4"/>
-        </w:pBdr>
-        <w:spacing w:after="220"/>
-      </w:pPr>
-      <w:r>
-        <w:rPr>
-          <w:sz w:val="22"/>
-          <w:szCs w:val="22"/>
-        </w:rPr>
-        <w:t xml:space="preserve"> </w:t>
-      </w:r>
-    </w:p>
-    <w:p>
-      <w:pPr>
         <w:shd w:fill="B4483A" w:val="clear"/>
-        <w:spacing w:after="150" w:before="500"/>
+        <w:spacing w:after="110" w:before="340"/>
       </w:pPr>
       <w:r>
         <w:rPr>
@@ -1828,8 +1929,8 @@
           <w:b/>
           <w:bCs/>
           <w:color w:val="FFFFFF"/>
-          <w:sz w:val="20"/>
-          <w:szCs w:val="20"/>
+          <w:sz w:val="18"/>
+          <w:szCs w:val="18"/>
         </w:rPr>
         <w:t xml:space="preserve">  ETAPA 5  </w:t>
       </w:r>
@@ -1839,15 +1940,27 @@
           <w:b/>
           <w:bCs/>
           <w:color w:val="FFFFFF"/>
-          <w:sz w:val="24"/>
-          <w:szCs w:val="24"/>
+          <w:sz w:val="23"/>
+          <w:szCs w:val="23"/>
         </w:rPr>
         <w:t xml:space="preserve">   Gramática de Apoio Aplicada à Conversação</w:t>
       </w:r>
-    </w:p>
-    <w:p>
-      <w:pPr>
-        <w:spacing w:after="160" w:line="300"/>
+      <w:r>
+        <w:rPr>
+          <w:rFonts w:ascii="Calibri" w:cs="Calibri" w:eastAsia="Calibri" w:hAnsi="Calibri"/>
+          <w:i/>
+          <w:iCs/>
+          <w:color w:val="D8E7F2"/>
+          <w:sz w:val="17"/>
+          <w:szCs w:val="17"/>
+        </w:rPr>
+        <w:br/>
+        <w:t xml:space="preserve">   Grammar for Conversation</w:t>
+      </w:r>
+    </w:p>
+    <w:p>
+      <w:pPr>
+        <w:spacing w:after="120" w:line="276"/>
       </w:pPr>
       <w:r>
         <w:rPr>
@@ -1857,8 +1970,8 @@
           <w:i w:val="false"/>
           <w:iCs w:val="false"/>
           <w:color w:val="444444"/>
-          <w:sz w:val="22"/>
-          <w:szCs w:val="22"/>
+          <w:sz w:val="21"/>
+          <w:szCs w:val="21"/>
         </w:rPr>
         <w:t xml:space="preserve">Descrever tendências de comportamento como líder exige estruturas específicas de frequência e preferência.</w:t>
       </w:r>
@@ -1889,10 +2002,10 @@
             <w:tcW w:type="dxa" w:w="2200"/>
             <w:shd w:fill="B4483A" w:val="clear"/>
             <w:tcMar>
-              <w:top w:type="dxa" w:w="100"/>
-              <w:left w:type="dxa" w:w="120"/>
-              <w:bottom w:type="dxa" w:w="100"/>
-              <w:right w:type="dxa" w:w="120"/>
+              <w:top w:type="dxa" w:w="80"/>
+              <w:left w:type="dxa" w:w="110"/>
+              <w:bottom w:type="dxa" w:w="80"/>
+              <w:right w:type="dxa" w:w="110"/>
             </w:tcMar>
             <w:vAlign w:val="center"/>
           </w:tcPr>
@@ -1903,8 +2016,8 @@
                 <w:b/>
                 <w:bCs/>
                 <w:color w:val="FFFFFF"/>
-                <w:sz w:val="20"/>
-                <w:szCs w:val="20"/>
+                <w:sz w:val="19"/>
+                <w:szCs w:val="19"/>
               </w:rPr>
               <w:t xml:space="preserve">Estrutura</w:t>
             </w:r>
@@ -1915,10 +2028,10 @@
             <w:tcW w:type="dxa" w:w="3600"/>
             <w:shd w:fill="B4483A" w:val="clear"/>
             <w:tcMar>
-              <w:top w:type="dxa" w:w="100"/>
-              <w:left w:type="dxa" w:w="120"/>
-              <w:bottom w:type="dxa" w:w="100"/>
-              <w:right w:type="dxa" w:w="120"/>
+              <w:top w:type="dxa" w:w="80"/>
+              <w:left w:type="dxa" w:w="110"/>
+              <w:bottom w:type="dxa" w:w="80"/>
+              <w:right w:type="dxa" w:w="110"/>
             </w:tcMar>
             <w:vAlign w:val="center"/>
           </w:tcPr>
@@ -1929,8 +2042,8 @@
                 <w:b/>
                 <w:bCs/>
                 <w:color w:val="FFFFFF"/>
-                <w:sz w:val="20"/>
-                <w:szCs w:val="20"/>
+                <w:sz w:val="19"/>
+                <w:szCs w:val="19"/>
               </w:rPr>
               <w:t xml:space="preserve">Exemplo (EN)</w:t>
             </w:r>
@@ -1941,10 +2054,10 @@
             <w:tcW w:type="dxa" w:w="3400"/>
             <w:shd w:fill="B4483A" w:val="clear"/>
             <w:tcMar>
-              <w:top w:type="dxa" w:w="100"/>
-              <w:left w:type="dxa" w:w="120"/>
-              <w:bottom w:type="dxa" w:w="100"/>
-              <w:right w:type="dxa" w:w="120"/>
+              <w:top w:type="dxa" w:w="80"/>
+              <w:left w:type="dxa" w:w="110"/>
+              <w:bottom w:type="dxa" w:w="80"/>
+              <w:right w:type="dxa" w:w="110"/>
             </w:tcMar>
             <w:vAlign w:val="center"/>
           </w:tcPr>
@@ -1955,8 +2068,8 @@
                 <w:b/>
                 <w:bCs/>
                 <w:color w:val="FFFFFF"/>
-                <w:sz w:val="20"/>
-                <w:szCs w:val="20"/>
+                <w:sz w:val="19"/>
+                <w:szCs w:val="19"/>
               </w:rPr>
               <w:t xml:space="preserve">Tradução (PT)</w:t>
             </w:r>
@@ -1968,10 +2081,10 @@
           <w:tcPr>
             <w:tcW w:type="dxa" w:w="2200"/>
             <w:tcMar>
-              <w:top w:type="dxa" w:w="90"/>
-              <w:left w:type="dxa" w:w="120"/>
-              <w:bottom w:type="dxa" w:w="90"/>
-              <w:right w:type="dxa" w:w="120"/>
+              <w:top w:type="dxa" w:w="70"/>
+              <w:left w:type="dxa" w:w="110"/>
+              <w:bottom w:type="dxa" w:w="70"/>
+              <w:right w:type="dxa" w:w="110"/>
             </w:tcMar>
             <w:vAlign w:val="center"/>
           </w:tcPr>
@@ -1984,8 +2097,8 @@
                 <w:i w:val="false"/>
                 <w:iCs w:val="false"/>
                 <w:color w:val="444444"/>
-                <w:sz w:val="20"/>
-                <w:szCs w:val="20"/>
+                <w:sz w:val="19"/>
+                <w:szCs w:val="19"/>
               </w:rPr>
               <w:t xml:space="preserve">tend to + infinitivo</w:t>
             </w:r>
@@ -1995,10 +2108,10 @@
           <w:tcPr>
             <w:tcW w:type="dxa" w:w="3600"/>
             <w:tcMar>
-              <w:top w:type="dxa" w:w="90"/>
-              <w:left w:type="dxa" w:w="120"/>
-              <w:bottom w:type="dxa" w:w="90"/>
-              <w:right w:type="dxa" w:w="120"/>
+              <w:top w:type="dxa" w:w="70"/>
+              <w:left w:type="dxa" w:w="110"/>
+              <w:bottom w:type="dxa" w:w="70"/>
+              <w:right w:type="dxa" w:w="110"/>
             </w:tcMar>
             <w:vAlign w:val="center"/>
           </w:tcPr>
@@ -2011,8 +2124,8 @@
                 <w:i/>
                 <w:iCs/>
                 <w:color w:val="444444"/>
-                <w:sz w:val="20"/>
-                <w:szCs w:val="20"/>
+                <w:sz w:val="19"/>
+                <w:szCs w:val="19"/>
               </w:rPr>
               <w:t xml:space="preserve">I tend to lead by example rather than give direct orders.</w:t>
             </w:r>
@@ -2022,24 +2135,24 @@
           <w:tcPr>
             <w:tcW w:type="dxa" w:w="3400"/>
             <w:tcMar>
-              <w:top w:type="dxa" w:w="90"/>
-              <w:left w:type="dxa" w:w="120"/>
-              <w:bottom w:type="dxa" w:w="90"/>
-              <w:right w:type="dxa" w:w="120"/>
-            </w:tcMar>
-            <w:vAlign w:val="center"/>
-          </w:tcPr>
-          <w:p>
-            <w:r>
-              <w:rPr>
-                <w:rFonts w:ascii="Calibri" w:cs="Calibri" w:eastAsia="Calibri" w:hAnsi="Calibri"/>
-                <w:b w:val="false"/>
-                <w:bCs w:val="false"/>
-                <w:i w:val="false"/>
-                <w:iCs w:val="false"/>
-                <w:color w:val="444444"/>
-                <w:sz w:val="20"/>
-                <w:szCs w:val="20"/>
+              <w:top w:type="dxa" w:w="70"/>
+              <w:left w:type="dxa" w:w="110"/>
+              <w:bottom w:type="dxa" w:w="70"/>
+              <w:right w:type="dxa" w:w="110"/>
+            </w:tcMar>
+            <w:vAlign w:val="center"/>
+          </w:tcPr>
+          <w:p>
+            <w:r>
+              <w:rPr>
+                <w:rFonts w:ascii="Calibri" w:cs="Calibri" w:eastAsia="Calibri" w:hAnsi="Calibri"/>
+                <w:b w:val="false"/>
+                <w:bCs w:val="false"/>
+                <w:i w:val="false"/>
+                <w:iCs w:val="false"/>
+                <w:color w:val="444444"/>
+                <w:sz w:val="19"/>
+                <w:szCs w:val="19"/>
               </w:rPr>
               <w:t xml:space="preserve">Usado para descrever uma tendência de comportamento, não uma regra absoluta.</w:t>
             </w:r>
@@ -2051,10 +2164,10 @@
           <w:tcPr>
             <w:tcW w:type="dxa" w:w="2200"/>
             <w:tcMar>
-              <w:top w:type="dxa" w:w="90"/>
-              <w:left w:type="dxa" w:w="120"/>
-              <w:bottom w:type="dxa" w:w="90"/>
-              <w:right w:type="dxa" w:w="120"/>
+              <w:top w:type="dxa" w:w="70"/>
+              <w:left w:type="dxa" w:w="110"/>
+              <w:bottom w:type="dxa" w:w="70"/>
+              <w:right w:type="dxa" w:w="110"/>
             </w:tcMar>
             <w:vAlign w:val="center"/>
           </w:tcPr>
@@ -2067,8 +2180,8 @@
                 <w:i w:val="false"/>
                 <w:iCs w:val="false"/>
                 <w:color w:val="444444"/>
-                <w:sz w:val="20"/>
-                <w:szCs w:val="20"/>
+                <w:sz w:val="19"/>
+                <w:szCs w:val="19"/>
               </w:rPr>
               <w:t xml:space="preserve">Advérbios de frequência</w:t>
             </w:r>
@@ -2078,10 +2191,10 @@
           <w:tcPr>
             <w:tcW w:type="dxa" w:w="3600"/>
             <w:tcMar>
-              <w:top w:type="dxa" w:w="90"/>
-              <w:left w:type="dxa" w:w="120"/>
-              <w:bottom w:type="dxa" w:w="90"/>
-              <w:right w:type="dxa" w:w="120"/>
+              <w:top w:type="dxa" w:w="70"/>
+              <w:left w:type="dxa" w:w="110"/>
+              <w:bottom w:type="dxa" w:w="70"/>
+              <w:right w:type="dxa" w:w="110"/>
             </w:tcMar>
             <w:vAlign w:val="center"/>
           </w:tcPr>
@@ -2094,8 +2207,8 @@
                 <w:i/>
                 <w:iCs/>
                 <w:color w:val="444444"/>
-                <w:sz w:val="20"/>
-                <w:szCs w:val="20"/>
+                <w:sz w:val="19"/>
+                <w:szCs w:val="19"/>
               </w:rPr>
               <w:t xml:space="preserve">I usually give my team a lot of autonomy.</w:t>
             </w:r>
@@ -2105,24 +2218,24 @@
           <w:tcPr>
             <w:tcW w:type="dxa" w:w="3400"/>
             <w:tcMar>
-              <w:top w:type="dxa" w:w="90"/>
-              <w:left w:type="dxa" w:w="120"/>
-              <w:bottom w:type="dxa" w:w="90"/>
-              <w:right w:type="dxa" w:w="120"/>
-            </w:tcMar>
-            <w:vAlign w:val="center"/>
-          </w:tcPr>
-          <w:p>
-            <w:r>
-              <w:rPr>
-                <w:rFonts w:ascii="Calibri" w:cs="Calibri" w:eastAsia="Calibri" w:hAnsi="Calibri"/>
-                <w:b w:val="false"/>
-                <w:bCs w:val="false"/>
-                <w:i w:val="false"/>
-                <w:iCs w:val="false"/>
-                <w:color w:val="444444"/>
-                <w:sz w:val="20"/>
-                <w:szCs w:val="20"/>
+              <w:top w:type="dxa" w:w="70"/>
+              <w:left w:type="dxa" w:w="110"/>
+              <w:bottom w:type="dxa" w:w="70"/>
+              <w:right w:type="dxa" w:w="110"/>
+            </w:tcMar>
+            <w:vAlign w:val="center"/>
+          </w:tcPr>
+          <w:p>
+            <w:r>
+              <w:rPr>
+                <w:rFonts w:ascii="Calibri" w:cs="Calibri" w:eastAsia="Calibri" w:hAnsi="Calibri"/>
+                <w:b w:val="false"/>
+                <w:bCs w:val="false"/>
+                <w:i w:val="false"/>
+                <w:iCs w:val="false"/>
+                <w:color w:val="444444"/>
+                <w:sz w:val="19"/>
+                <w:szCs w:val="19"/>
               </w:rPr>
               <w:t xml:space="preserve">Usado para indicar com que frequência você age de determinada forma (usually, rarely, often).</w:t>
             </w:r>
@@ -2134,10 +2247,10 @@
           <w:tcPr>
             <w:tcW w:type="dxa" w:w="2200"/>
             <w:tcMar>
-              <w:top w:type="dxa" w:w="90"/>
-              <w:left w:type="dxa" w:w="120"/>
-              <w:bottom w:type="dxa" w:w="90"/>
-              <w:right w:type="dxa" w:w="120"/>
+              <w:top w:type="dxa" w:w="70"/>
+              <w:left w:type="dxa" w:w="110"/>
+              <w:bottom w:type="dxa" w:w="70"/>
+              <w:right w:type="dxa" w:w="110"/>
             </w:tcMar>
             <w:vAlign w:val="center"/>
           </w:tcPr>
@@ -2150,8 +2263,8 @@
                 <w:i w:val="false"/>
                 <w:iCs w:val="false"/>
                 <w:color w:val="444444"/>
-                <w:sz w:val="20"/>
-                <w:szCs w:val="20"/>
+                <w:sz w:val="19"/>
+                <w:szCs w:val="19"/>
               </w:rPr>
               <w:t xml:space="preserve">would rather
 (preferência)</w:t>
@@ -2162,10 +2275,10 @@
           <w:tcPr>
             <w:tcW w:type="dxa" w:w="3600"/>
             <w:tcMar>
-              <w:top w:type="dxa" w:w="90"/>
-              <w:left w:type="dxa" w:w="120"/>
-              <w:bottom w:type="dxa" w:w="90"/>
-              <w:right w:type="dxa" w:w="120"/>
+              <w:top w:type="dxa" w:w="70"/>
+              <w:left w:type="dxa" w:w="110"/>
+              <w:bottom w:type="dxa" w:w="70"/>
+              <w:right w:type="dxa" w:w="110"/>
             </w:tcMar>
             <w:vAlign w:val="center"/>
           </w:tcPr>
@@ -2178,8 +2291,8 @@
                 <w:i/>
                 <w:iCs/>
                 <w:color w:val="444444"/>
-                <w:sz w:val="20"/>
-                <w:szCs w:val="20"/>
+                <w:sz w:val="19"/>
+                <w:szCs w:val="19"/>
               </w:rPr>
               <w:t xml:space="preserve">I'd rather empower my team than micromanage every detail.</w:t>
             </w:r>
@@ -2189,24 +2302,24 @@
           <w:tcPr>
             <w:tcW w:type="dxa" w:w="3400"/>
             <w:tcMar>
-              <w:top w:type="dxa" w:w="90"/>
-              <w:left w:type="dxa" w:w="120"/>
-              <w:bottom w:type="dxa" w:w="90"/>
-              <w:right w:type="dxa" w:w="120"/>
-            </w:tcMar>
-            <w:vAlign w:val="center"/>
-          </w:tcPr>
-          <w:p>
-            <w:r>
-              <w:rPr>
-                <w:rFonts w:ascii="Calibri" w:cs="Calibri" w:eastAsia="Calibri" w:hAnsi="Calibri"/>
-                <w:b w:val="false"/>
-                <w:bCs w:val="false"/>
-                <w:i w:val="false"/>
-                <w:iCs w:val="false"/>
-                <w:color w:val="444444"/>
-                <w:sz w:val="20"/>
-                <w:szCs w:val="20"/>
+              <w:top w:type="dxa" w:w="70"/>
+              <w:left w:type="dxa" w:w="110"/>
+              <w:bottom w:type="dxa" w:w="70"/>
+              <w:right w:type="dxa" w:w="110"/>
+            </w:tcMar>
+            <w:vAlign w:val="center"/>
+          </w:tcPr>
+          <w:p>
+            <w:r>
+              <w:rPr>
+                <w:rFonts w:ascii="Calibri" w:cs="Calibri" w:eastAsia="Calibri" w:hAnsi="Calibri"/>
+                <w:b w:val="false"/>
+                <w:bCs w:val="false"/>
+                <w:i w:val="false"/>
+                <w:iCs w:val="false"/>
+                <w:color w:val="444444"/>
+                <w:sz w:val="19"/>
+                <w:szCs w:val="19"/>
               </w:rPr>
               <w:t xml:space="preserve">Usado para expressar uma preferência clara entre duas abordagens.</w:t>
             </w:r>
@@ -2216,7 +2329,7 @@
     </w:tbl>
     <w:p>
       <w:pPr>
-        <w:spacing w:after="160" w:line="300"/>
+        <w:spacing w:after="120" w:line="276"/>
       </w:pPr>
       <w:r>
         <w:rPr>
@@ -2226,16 +2339,16 @@
           <w:i w:val="false"/>
           <w:iCs w:val="false"/>
           <w:color w:val="444444"/>
-          <w:sz w:val="22"/>
-          <w:szCs w:val="22"/>
-        </w:rPr>
-        <w:t xml:space="preserve">Dica prática: depois de "would rather", use o verbo no infinitivo sem "to" ("I'd rather empower... than micromanage...") — é um erro comum tentar usar "to" nessa estrutura.</w:t>
+          <w:sz w:val="21"/>
+          <w:szCs w:val="21"/>
+        </w:rPr>
+        <w:t xml:space="preserve">Dica prática: depois de "would rather", use o verbo no infinitivo sem "to" ("I'd rather empower... than micromanage..."), é um erro comum tentar usar "to" nessa estrutura.</w:t>
       </w:r>
     </w:p>
     <w:p>
       <w:pPr>
         <w:shd w:fill="1690A8" w:val="clear"/>
-        <w:spacing w:after="150" w:before="500"/>
+        <w:spacing w:after="110" w:before="340"/>
       </w:pPr>
       <w:r>
         <w:rPr>
@@ -2243,8 +2356,8 @@
           <w:b/>
           <w:bCs/>
           <w:color w:val="FFFFFF"/>
-          <w:sz w:val="20"/>
-          <w:szCs w:val="20"/>
+          <w:sz w:val="18"/>
+          <w:szCs w:val="18"/>
         </w:rPr>
         <w:t xml:space="preserve">  ETAPA 6  </w:t>
       </w:r>
@@ -2254,15 +2367,27 @@
           <w:b/>
           <w:bCs/>
           <w:color w:val="FFFFFF"/>
-          <w:sz w:val="24"/>
-          <w:szCs w:val="24"/>
-        </w:rPr>
-        <w:t xml:space="preserve">   Speaking — Perguntas Abertas</w:t>
-      </w:r>
-    </w:p>
-    <w:p>
-      <w:pPr>
-        <w:spacing w:after="160" w:line="300"/>
+          <w:sz w:val="23"/>
+          <w:szCs w:val="23"/>
+        </w:rPr>
+        <w:t xml:space="preserve">   Speaking: Perguntas Abertas</w:t>
+      </w:r>
+      <w:r>
+        <w:rPr>
+          <w:rFonts w:ascii="Calibri" w:cs="Calibri" w:eastAsia="Calibri" w:hAnsi="Calibri"/>
+          <w:i/>
+          <w:iCs/>
+          <w:color w:val="D8E7F2"/>
+          <w:sz w:val="17"/>
+          <w:szCs w:val="17"/>
+        </w:rPr>
+        <w:br/>
+        <w:t xml:space="preserve">   Open-Ended Speaking</w:t>
+      </w:r>
+    </w:p>
+    <w:p>
+      <w:pPr>
+        <w:spacing w:after="120" w:line="276"/>
       </w:pPr>
       <w:r>
         <w:rPr>
@@ -2272,10 +2397,10 @@
           <w:i w:val="false"/>
           <w:iCs w:val="false"/>
           <w:color w:val="444444"/>
-          <w:sz w:val="22"/>
-          <w:szCs w:val="22"/>
-        </w:rPr>
-        <w:t xml:space="preserve">Responda em voz alta, gravando se possível. Não vale responder em uma frase só — use o que você escreveu na Etapa 4 como base, mas fale livremente.</w:t>
+          <w:sz w:val="21"/>
+          <w:szCs w:val="21"/>
+        </w:rPr>
+        <w:t xml:space="preserve">Responda em voz alta, gravando se possível. Não vale responder em uma frase só: use o que você escreveu na Etapa 4 como base, mas fale livremente.</w:t>
       </w:r>
     </w:p>
     <w:p>
@@ -2285,14 +2410,14 @@
           <w:ilvl w:val="0"/>
           <w:numId w:val="2"/>
         </w:numPr>
-        <w:spacing w:after="140" w:line="280"/>
+        <w:spacing w:after="100" w:line="264"/>
       </w:pPr>
       <w:r>
         <w:rPr>
           <w:rFonts w:ascii="Calibri" w:cs="Calibri" w:eastAsia="Calibri" w:hAnsi="Calibri"/>
           <w:color w:val="13293D"/>
-          <w:sz w:val="22"/>
-          <w:szCs w:val="22"/>
+          <w:sz w:val="21"/>
+          <w:szCs w:val="21"/>
         </w:rPr>
         <w:t xml:space="preserve">How would you describe your leadership style to someone who's never worked with you?</w:t>
       </w:r>
@@ -2304,14 +2429,14 @@
           <w:ilvl w:val="0"/>
           <w:numId w:val="2"/>
         </w:numPr>
-        <w:spacing w:after="140" w:line="280"/>
+        <w:spacing w:after="100" w:line="264"/>
       </w:pPr>
       <w:r>
         <w:rPr>
           <w:rFonts w:ascii="Calibri" w:cs="Calibri" w:eastAsia="Calibri" w:hAnsi="Calibri"/>
           <w:color w:val="13293D"/>
-          <w:sz w:val="22"/>
-          <w:szCs w:val="22"/>
+          <w:sz w:val="21"/>
+          <w:szCs w:val="21"/>
         </w:rPr>
         <w:t xml:space="preserve">What's a specific moment that really shows your leadership style in action?</w:t>
       </w:r>
@@ -2323,14 +2448,14 @@
           <w:ilvl w:val="0"/>
           <w:numId w:val="2"/>
         </w:numPr>
-        <w:spacing w:after="140" w:line="280"/>
+        <w:spacing w:after="100" w:line="264"/>
       </w:pPr>
       <w:r>
         <w:rPr>
           <w:rFonts w:ascii="Calibri" w:cs="Calibri" w:eastAsia="Calibri" w:hAnsi="Calibri"/>
           <w:color w:val="13293D"/>
-          <w:sz w:val="22"/>
-          <w:szCs w:val="22"/>
+          <w:sz w:val="21"/>
+          <w:szCs w:val="21"/>
         </w:rPr>
         <w:t xml:space="preserve">What's a trade-off or blind spot that comes with your particular style?</w:t>
       </w:r>
@@ -2342,14 +2467,14 @@
           <w:ilvl w:val="0"/>
           <w:numId w:val="2"/>
         </w:numPr>
-        <w:spacing w:after="140" w:line="280"/>
+        <w:spacing w:after="100" w:line="264"/>
       </w:pPr>
       <w:r>
         <w:rPr>
           <w:rFonts w:ascii="Calibri" w:cs="Calibri" w:eastAsia="Calibri" w:hAnsi="Calibri"/>
           <w:color w:val="13293D"/>
-          <w:sz w:val="22"/>
-          <w:szCs w:val="22"/>
+          <w:sz w:val="21"/>
+          <w:szCs w:val="21"/>
         </w:rPr>
         <w:t xml:space="preserve">How has your leadership style evolved since you first started managing people?</w:t>
       </w:r>
@@ -2361,14 +2486,14 @@
           <w:ilvl w:val="0"/>
           <w:numId w:val="2"/>
         </w:numPr>
-        <w:spacing w:after="140" w:line="280"/>
+        <w:spacing w:after="100" w:line="264"/>
       </w:pPr>
       <w:r>
         <w:rPr>
           <w:rFonts w:ascii="Calibri" w:cs="Calibri" w:eastAsia="Calibri" w:hAnsi="Calibri"/>
           <w:color w:val="13293D"/>
-          <w:sz w:val="22"/>
-          <w:szCs w:val="22"/>
+          <w:sz w:val="21"/>
+          <w:szCs w:val="21"/>
         </w:rPr>
         <w:t xml:space="preserve">Do you adapt your style depending on the person you're leading? How?</w:t>
       </w:r>
@@ -2380,14 +2505,14 @@
           <w:ilvl w:val="0"/>
           <w:numId w:val="2"/>
         </w:numPr>
-        <w:spacing w:after="140" w:line="280"/>
+        <w:spacing w:after="100" w:line="264"/>
       </w:pPr>
       <w:r>
         <w:rPr>
           <w:rFonts w:ascii="Calibri" w:cs="Calibri" w:eastAsia="Calibri" w:hAnsi="Calibri"/>
           <w:color w:val="13293D"/>
-          <w:sz w:val="22"/>
-          <w:szCs w:val="22"/>
+          <w:sz w:val="21"/>
+          <w:szCs w:val="21"/>
         </w:rPr>
         <w:t xml:space="preserve">What leadership style did your best manager have, and how did it influence you?</w:t>
       </w:r>
@@ -2399,14 +2524,14 @@
           <w:ilvl w:val="0"/>
           <w:numId w:val="2"/>
         </w:numPr>
-        <w:spacing w:after="140" w:line="280"/>
+        <w:spacing w:after="100" w:line="264"/>
       </w:pPr>
       <w:r>
         <w:rPr>
           <w:rFonts w:ascii="Calibri" w:cs="Calibri" w:eastAsia="Calibri" w:hAnsi="Calibri"/>
           <w:color w:val="13293D"/>
-          <w:sz w:val="22"/>
-          <w:szCs w:val="22"/>
+          <w:sz w:val="21"/>
+          <w:szCs w:val="21"/>
         </w:rPr>
         <w:t xml:space="preserve">How do you know when to be more hands-on versus more hands-off?</w:t>
       </w:r>
@@ -2418,14 +2543,14 @@
           <w:ilvl w:val="0"/>
           <w:numId w:val="2"/>
         </w:numPr>
-        <w:spacing w:after="140" w:line="280"/>
+        <w:spacing w:after="100" w:line="264"/>
       </w:pPr>
       <w:r>
         <w:rPr>
           <w:rFonts w:ascii="Calibri" w:cs="Calibri" w:eastAsia="Calibri" w:hAnsi="Calibri"/>
           <w:color w:val="13293D"/>
-          <w:sz w:val="22"/>
-          <w:szCs w:val="22"/>
+          <w:sz w:val="21"/>
+          <w:szCs w:val="21"/>
         </w:rPr>
         <w:t xml:space="preserve">What does "leading by example" actually look like for you, day to day?</w:t>
       </w:r>
@@ -2437,14 +2562,14 @@
           <w:ilvl w:val="0"/>
           <w:numId w:val="2"/>
         </w:numPr>
-        <w:spacing w:after="140" w:line="280"/>
+        <w:spacing w:after="100" w:line="264"/>
       </w:pPr>
       <w:r>
         <w:rPr>
           <w:rFonts w:ascii="Calibri" w:cs="Calibri" w:eastAsia="Calibri" w:hAnsi="Calibri"/>
           <w:color w:val="13293D"/>
-          <w:sz w:val="22"/>
-          <w:szCs w:val="22"/>
+          <w:sz w:val="21"/>
+          <w:szCs w:val="21"/>
         </w:rPr>
         <w:t xml:space="preserve">How do you build trust with a new team quickly?</w:t>
       </w:r>
@@ -2456,21 +2581,21 @@
           <w:ilvl w:val="0"/>
           <w:numId w:val="2"/>
         </w:numPr>
-        <w:spacing w:after="140" w:line="280"/>
+        <w:spacing w:after="100" w:line="264"/>
       </w:pPr>
       <w:r>
         <w:rPr>
           <w:rFonts w:ascii="Calibri" w:cs="Calibri" w:eastAsia="Calibri" w:hAnsi="Calibri"/>
           <w:color w:val="13293D"/>
-          <w:sz w:val="22"/>
-          <w:szCs w:val="22"/>
+          <w:sz w:val="21"/>
+          <w:szCs w:val="21"/>
         </w:rPr>
         <w:t xml:space="preserve">If your team described your leadership style in three words, what would they say?</w:t>
       </w:r>
     </w:p>
     <w:p>
       <w:pPr>
-        <w:spacing w:after="160" w:line="300"/>
+        <w:spacing w:after="120" w:line="276"/>
       </w:pPr>
       <w:r>
         <w:rPr>
@@ -2480,8 +2605,8 @@
           <w:i w:val="false"/>
           <w:iCs w:val="false"/>
           <w:color w:val="444444"/>
-          <w:sz w:val="22"/>
-          <w:szCs w:val="22"/>
+          <w:sz w:val="21"/>
+          <w:szCs w:val="21"/>
         </w:rPr>
         <w:t xml:space="preserve">Expressões úteis para esta conversa:</w:t>
       </w:r>
@@ -2493,16 +2618,16 @@
           <w:ilvl w:val="0"/>
           <w:numId w:val="3"/>
         </w:numPr>
-        <w:spacing w:after="80"/>
+        <w:spacing w:after="60"/>
       </w:pPr>
       <w:r>
         <w:rPr>
           <w:rFonts w:ascii="Calibri" w:cs="Calibri" w:eastAsia="Calibri" w:hAnsi="Calibri"/>
           <w:color w:val="444444"/>
-          <w:sz w:val="21"/>
-          <w:szCs w:val="21"/>
-        </w:rPr>
-        <w:t xml:space="preserve">"I tend to lean toward..." — para introduzir uma tendência de estilo.</w:t>
+          <w:sz w:val="20"/>
+          <w:szCs w:val="20"/>
+        </w:rPr>
+        <w:t xml:space="preserve">"I tend to lean toward...", para introduzir uma tendência de estilo.</w:t>
       </w:r>
     </w:p>
     <w:p>
@@ -2512,16 +2637,16 @@
           <w:ilvl w:val="0"/>
           <w:numId w:val="3"/>
         </w:numPr>
-        <w:spacing w:after="80"/>
+        <w:spacing w:after="60"/>
       </w:pPr>
       <w:r>
         <w:rPr>
           <w:rFonts w:ascii="Calibri" w:cs="Calibri" w:eastAsia="Calibri" w:hAnsi="Calibri"/>
           <w:color w:val="444444"/>
-          <w:sz w:val="21"/>
-          <w:szCs w:val="21"/>
-        </w:rPr>
-        <w:t xml:space="preserve">"The trade-off is..." — para reconhecer uma limitação do seu estilo.</w:t>
+          <w:sz w:val="20"/>
+          <w:szCs w:val="20"/>
+        </w:rPr>
+        <w:t xml:space="preserve">"The trade-off is...", para reconhecer uma limitação do seu estilo.</w:t>
       </w:r>
     </w:p>
     <w:p>
@@ -2531,16 +2656,16 @@
           <w:ilvl w:val="0"/>
           <w:numId w:val="3"/>
         </w:numPr>
-        <w:spacing w:after="80"/>
+        <w:spacing w:after="60"/>
       </w:pPr>
       <w:r>
         <w:rPr>
           <w:rFonts w:ascii="Calibri" w:cs="Calibri" w:eastAsia="Calibri" w:hAnsi="Calibri"/>
           <w:color w:val="444444"/>
-          <w:sz w:val="21"/>
-          <w:szCs w:val="21"/>
-        </w:rPr>
-        <w:t xml:space="preserve">"I've had to learn to..." — para mostrar evolução no seu estilo de liderança.</w:t>
+          <w:sz w:val="20"/>
+          <w:szCs w:val="20"/>
+        </w:rPr>
+        <w:t xml:space="preserve">"I've had to learn to...", para mostrar evolução no seu estilo de liderança.</w:t>
       </w:r>
     </w:p>
     <w:p>
@@ -2550,22 +2675,22 @@
           <w:ilvl w:val="0"/>
           <w:numId w:val="3"/>
         </w:numPr>
-        <w:spacing w:after="80"/>
+        <w:spacing w:after="60"/>
       </w:pPr>
       <w:r>
         <w:rPr>
           <w:rFonts w:ascii="Calibri" w:cs="Calibri" w:eastAsia="Calibri" w:hAnsi="Calibri"/>
           <w:color w:val="444444"/>
-          <w:sz w:val="21"/>
-          <w:szCs w:val="21"/>
-        </w:rPr>
-        <w:t xml:space="preserve">"It really depends on the person." — para mostrar adaptabilidade.</w:t>
+          <w:sz w:val="20"/>
+          <w:szCs w:val="20"/>
+        </w:rPr>
+        <w:t xml:space="preserve">"It really depends on the person.", para mostrar adaptabilidade.</w:t>
       </w:r>
     </w:p>
     <w:p>
       <w:pPr>
         <w:shd w:fill="A67C2E" w:val="clear"/>
-        <w:spacing w:after="150" w:before="500"/>
+        <w:spacing w:after="110" w:before="340"/>
       </w:pPr>
       <w:r>
         <w:rPr>
@@ -2573,8 +2698,8 @@
           <w:b/>
           <w:bCs/>
           <w:color w:val="FFFFFF"/>
-          <w:sz w:val="20"/>
-          <w:szCs w:val="20"/>
+          <w:sz w:val="18"/>
+          <w:szCs w:val="18"/>
         </w:rPr>
         <w:t xml:space="preserve">  ETAPA EX  </w:t>
       </w:r>
@@ -2584,15 +2709,27 @@
           <w:b/>
           <w:bCs/>
           <w:color w:val="FFFFFF"/>
-          <w:sz w:val="24"/>
-          <w:szCs w:val="24"/>
+          <w:sz w:val="23"/>
+          <w:szCs w:val="23"/>
         </w:rPr>
         <w:t xml:space="preserve">   Complete com a Palavra Certa</w:t>
       </w:r>
-    </w:p>
-    <w:p>
-      <w:pPr>
-        <w:spacing w:after="160" w:line="300"/>
+      <w:r>
+        <w:rPr>
+          <w:rFonts w:ascii="Calibri" w:cs="Calibri" w:eastAsia="Calibri" w:hAnsi="Calibri"/>
+          <w:i/>
+          <w:iCs/>
+          <w:color w:val="D8E7F2"/>
+          <w:sz w:val="17"/>
+          <w:szCs w:val="17"/>
+        </w:rPr>
+        <w:br/>
+        <w:t xml:space="preserve">   Vocabulary Check</w:t>
+      </w:r>
+    </w:p>
+    <w:p>
+      <w:pPr>
+        <w:spacing w:after="120" w:line="276"/>
       </w:pPr>
       <w:r>
         <w:rPr>
@@ -2602,8 +2739,8 @@
           <w:i w:val="false"/>
           <w:iCs w:val="false"/>
           <w:color w:val="444444"/>
-          <w:sz w:val="22"/>
-          <w:szCs w:val="22"/>
+          <w:sz w:val="21"/>
+          <w:szCs w:val="21"/>
         </w:rPr>
         <w:t xml:space="preserve">Complete cada frase com uma palavra ou expressão da Etapa 1. Gabarito ao final desta seção.</w:t>
       </w:r>
@@ -2615,14 +2752,14 @@
           <w:ilvl w:val="0"/>
           <w:numId w:val="2"/>
         </w:numPr>
-        <w:spacing w:after="140" w:line="280"/>
+        <w:spacing w:after="100" w:line="264"/>
       </w:pPr>
       <w:r>
         <w:rPr>
           <w:rFonts w:ascii="Calibri" w:cs="Calibri" w:eastAsia="Calibri" w:hAnsi="Calibri"/>
           <w:color w:val="13293D"/>
-          <w:sz w:val="22"/>
-          <w:szCs w:val="22"/>
+          <w:sz w:val="21"/>
+          <w:szCs w:val="21"/>
         </w:rPr>
         <w:t xml:space="preserve">I try to ______ my team to make their own decisions.</w:t>
       </w:r>
@@ -2634,14 +2771,14 @@
           <w:ilvl w:val="0"/>
           <w:numId w:val="2"/>
         </w:numPr>
-        <w:spacing w:after="140" w:line="280"/>
+        <w:spacing w:after="100" w:line="264"/>
       </w:pPr>
       <w:r>
         <w:rPr>
           <w:rFonts w:ascii="Calibri" w:cs="Calibri" w:eastAsia="Calibri" w:hAnsi="Calibri"/>
           <w:color w:val="13293D"/>
-          <w:sz w:val="22"/>
-          <w:szCs w:val="22"/>
+          <w:sz w:val="21"/>
+          <w:szCs w:val="21"/>
         </w:rPr>
         <w:t xml:space="preserve">I actively try not to ______, even when I'm nervous about a deadline.</w:t>
       </w:r>
@@ -2653,14 +2790,14 @@
           <w:ilvl w:val="0"/>
           <w:numId w:val="2"/>
         </w:numPr>
-        <w:spacing w:after="140" w:line="280"/>
+        <w:spacing w:after="100" w:line="264"/>
       </w:pPr>
       <w:r>
         <w:rPr>
           <w:rFonts w:ascii="Calibri" w:cs="Calibri" w:eastAsia="Calibri" w:hAnsi="Calibri"/>
           <w:color w:val="13293D"/>
-          <w:sz w:val="22"/>
-          <w:szCs w:val="22"/>
+          <w:sz w:val="21"/>
+          <w:szCs w:val="21"/>
         </w:rPr>
         <w:t xml:space="preserve">As a leader, you ______ for how the whole team handles pressure.</w:t>
       </w:r>
@@ -2672,14 +2809,14 @@
           <w:ilvl w:val="0"/>
           <w:numId w:val="2"/>
         </w:numPr>
-        <w:spacing w:after="140" w:line="280"/>
+        <w:spacing w:after="100" w:line="264"/>
       </w:pPr>
       <w:r>
         <w:rPr>
           <w:rFonts w:ascii="Calibri" w:cs="Calibri" w:eastAsia="Calibri" w:hAnsi="Calibri"/>
           <w:color w:val="13293D"/>
-          <w:sz w:val="22"/>
-          <w:szCs w:val="22"/>
+          <w:sz w:val="21"/>
+          <w:szCs w:val="21"/>
         </w:rPr>
         <w:t xml:space="preserve">You ______ trust by being consistent, not by being liked.</w:t>
       </w:r>
@@ -2691,21 +2828,21 @@
           <w:ilvl w:val="0"/>
           <w:numId w:val="2"/>
         </w:numPr>
-        <w:spacing w:after="140" w:line="280"/>
+        <w:spacing w:after="100" w:line="264"/>
       </w:pPr>
       <w:r>
         <w:rPr>
           <w:rFonts w:ascii="Calibri" w:cs="Calibri" w:eastAsia="Calibri" w:hAnsi="Calibri"/>
           <w:color w:val="13293D"/>
-          <w:sz w:val="22"/>
-          <w:szCs w:val="22"/>
-        </w:rPr>
-        <w:t xml:space="preserve">I lean toward ______ — my job is to remove obstacles.</w:t>
-      </w:r>
-    </w:p>
-    <w:p>
-      <w:pPr>
-        <w:spacing w:after="160" w:line="300"/>
+          <w:sz w:val="21"/>
+          <w:szCs w:val="21"/>
+        </w:rPr>
+        <w:t xml:space="preserve">I lean toward ______, my job is to remove obstacles.</w:t>
+      </w:r>
+    </w:p>
+    <w:p>
+      <w:pPr>
+        <w:spacing w:after="120" w:line="276"/>
       </w:pPr>
       <w:r>
         <w:rPr>
@@ -2715,8 +2852,8 @@
           <w:i/>
           <w:iCs/>
           <w:color w:val="444444"/>
-          <w:sz w:val="22"/>
-          <w:szCs w:val="22"/>
+          <w:sz w:val="21"/>
+          <w:szCs w:val="21"/>
         </w:rPr>
         <w:t xml:space="preserve">Gabarito: 1) empower   2) micromanage   3) set the tone   4) earn   5) servant leadership</w:t>
       </w:r>
@@ -2724,7 +2861,7 @@
     <w:p>
       <w:pPr>
         <w:shd w:fill="1B3B57" w:val="clear"/>
-        <w:spacing w:after="150" w:before="500"/>
+        <w:spacing w:after="110" w:before="340"/>
       </w:pPr>
       <w:r>
         <w:rPr>
@@ -2732,8 +2869,8 @@
           <w:b/>
           <w:bCs/>
           <w:color w:val="FFFFFF"/>
-          <w:sz w:val="20"/>
-          <w:szCs w:val="20"/>
+          <w:sz w:val="18"/>
+          <w:szCs w:val="18"/>
         </w:rPr>
         <w:t xml:space="preserve">  ETAPA 7  </w:t>
       </w:r>
@@ -2743,15 +2880,27 @@
           <w:b/>
           <w:bCs/>
           <w:color w:val="FFFFFF"/>
-          <w:sz w:val="24"/>
-          <w:szCs w:val="24"/>
+          <w:sz w:val="23"/>
+          <w:szCs w:val="23"/>
         </w:rPr>
         <w:t xml:space="preserve">   Autoavaliação de Performance</w:t>
       </w:r>
-    </w:p>
-    <w:p>
-      <w:pPr>
-        <w:spacing w:after="160" w:line="300"/>
+      <w:r>
+        <w:rPr>
+          <w:rFonts w:ascii="Calibri" w:cs="Calibri" w:eastAsia="Calibri" w:hAnsi="Calibri"/>
+          <w:i/>
+          <w:iCs/>
+          <w:color w:val="D8E7F2"/>
+          <w:sz w:val="17"/>
+          <w:szCs w:val="17"/>
+        </w:rPr>
+        <w:br/>
+        <w:t xml:space="preserve">   Self-Assessment</w:t>
+      </w:r>
+    </w:p>
+    <w:p>
+      <w:pPr>
+        <w:spacing w:after="120" w:line="276"/>
       </w:pPr>
       <w:r>
         <w:rPr>
@@ -2761,8 +2910,8 @@
           <w:i w:val="false"/>
           <w:iCs w:val="false"/>
           <w:color w:val="444444"/>
-          <w:sz w:val="22"/>
-          <w:szCs w:val="22"/>
+          <w:sz w:val="21"/>
+          <w:szCs w:val="21"/>
         </w:rPr>
         <w:t xml:space="preserve">Antes de marcar este tema como concluído, avalie honestamente como foi sua prática.</w:t>
       </w:r>
@@ -2793,10 +2942,10 @@
             <w:tcW w:type="dxa" w:w="4200"/>
             <w:shd w:fill="1B3B57" w:val="clear"/>
             <w:tcMar>
-              <w:top w:type="dxa" w:w="100"/>
-              <w:left w:type="dxa" w:w="120"/>
-              <w:bottom w:type="dxa" w:w="100"/>
-              <w:right w:type="dxa" w:w="120"/>
+              <w:top w:type="dxa" w:w="80"/>
+              <w:left w:type="dxa" w:w="110"/>
+              <w:bottom w:type="dxa" w:w="80"/>
+              <w:right w:type="dxa" w:w="110"/>
             </w:tcMar>
             <w:vAlign w:val="center"/>
           </w:tcPr>
@@ -2807,8 +2956,8 @@
                 <w:b/>
                 <w:bCs/>
                 <w:color w:val="FFFFFF"/>
-                <w:sz w:val="20"/>
-                <w:szCs w:val="20"/>
+                <w:sz w:val="19"/>
+                <w:szCs w:val="19"/>
               </w:rPr>
               <w:t xml:space="preserve">Critério</w:t>
             </w:r>
@@ -2819,10 +2968,10 @@
             <w:tcW w:type="dxa" w:w="3000"/>
             <w:shd w:fill="1B3B57" w:val="clear"/>
             <w:tcMar>
-              <w:top w:type="dxa" w:w="100"/>
-              <w:left w:type="dxa" w:w="120"/>
-              <w:bottom w:type="dxa" w:w="100"/>
-              <w:right w:type="dxa" w:w="120"/>
+              <w:top w:type="dxa" w:w="80"/>
+              <w:left w:type="dxa" w:w="110"/>
+              <w:bottom w:type="dxa" w:w="80"/>
+              <w:right w:type="dxa" w:w="110"/>
             </w:tcMar>
             <w:vAlign w:val="center"/>
           </w:tcPr>
@@ -2833,8 +2982,8 @@
                 <w:b/>
                 <w:bCs/>
                 <w:color w:val="FFFFFF"/>
-                <w:sz w:val="20"/>
-                <w:szCs w:val="20"/>
+                <w:sz w:val="19"/>
+                <w:szCs w:val="19"/>
               </w:rPr>
               <w:t xml:space="preserve">Como foi?</w:t>
             </w:r>
@@ -2845,10 +2994,10 @@
             <w:tcW w:type="dxa" w:w="2000"/>
             <w:shd w:fill="1B3B57" w:val="clear"/>
             <w:tcMar>
-              <w:top w:type="dxa" w:w="100"/>
-              <w:left w:type="dxa" w:w="120"/>
-              <w:bottom w:type="dxa" w:w="100"/>
-              <w:right w:type="dxa" w:w="120"/>
+              <w:top w:type="dxa" w:w="80"/>
+              <w:left w:type="dxa" w:w="110"/>
+              <w:bottom w:type="dxa" w:w="80"/>
+              <w:right w:type="dxa" w:w="110"/>
             </w:tcMar>
             <w:vAlign w:val="center"/>
           </w:tcPr>
@@ -2859,10 +3008,10 @@
                 <w:b/>
                 <w:bCs/>
                 <w:color w:val="FFFFFF"/>
-                <w:sz w:val="20"/>
-                <w:szCs w:val="20"/>
-              </w:rPr>
-              <w:t xml:space="preserve">Nota (1–5)</w:t>
+                <w:sz w:val="19"/>
+                <w:szCs w:val="19"/>
+              </w:rPr>
+              <w:t xml:space="preserve">Nota (1-5)</w:t>
             </w:r>
           </w:p>
         </w:tc>
@@ -2872,24 +3021,24 @@
           <w:tcPr>
             <w:tcW w:type="dxa" w:w="4200"/>
             <w:tcMar>
-              <w:top w:type="dxa" w:w="90"/>
-              <w:left w:type="dxa" w:w="120"/>
-              <w:bottom w:type="dxa" w:w="90"/>
-              <w:right w:type="dxa" w:w="120"/>
-            </w:tcMar>
-            <w:vAlign w:val="center"/>
-          </w:tcPr>
-          <w:p>
-            <w:r>
-              <w:rPr>
-                <w:rFonts w:ascii="Calibri" w:cs="Calibri" w:eastAsia="Calibri" w:hAnsi="Calibri"/>
-                <w:b w:val="false"/>
-                <w:bCs w:val="false"/>
-                <w:i w:val="false"/>
-                <w:iCs w:val="false"/>
-                <w:color w:val="444444"/>
-                <w:sz w:val="20"/>
-                <w:szCs w:val="20"/>
+              <w:top w:type="dxa" w:w="70"/>
+              <w:left w:type="dxa" w:w="110"/>
+              <w:bottom w:type="dxa" w:w="70"/>
+              <w:right w:type="dxa" w:w="110"/>
+            </w:tcMar>
+            <w:vAlign w:val="center"/>
+          </w:tcPr>
+          <w:p>
+            <w:r>
+              <w:rPr>
+                <w:rFonts w:ascii="Calibri" w:cs="Calibri" w:eastAsia="Calibri" w:hAnsi="Calibri"/>
+                <w:b w:val="false"/>
+                <w:bCs w:val="false"/>
+                <w:i w:val="false"/>
+                <w:iCs w:val="false"/>
+                <w:color w:val="444444"/>
+                <w:sz w:val="19"/>
+                <w:szCs w:val="19"/>
               </w:rPr>
               <w:t xml:space="preserve">Consegui usar o vocabulário novo sem parar para pensar</w:t>
             </w:r>
@@ -2899,24 +3048,24 @@
           <w:tcPr>
             <w:tcW w:type="dxa" w:w="3000"/>
             <w:tcMar>
-              <w:top w:type="dxa" w:w="90"/>
-              <w:left w:type="dxa" w:w="120"/>
-              <w:bottom w:type="dxa" w:w="90"/>
-              <w:right w:type="dxa" w:w="120"/>
-            </w:tcMar>
-            <w:vAlign w:val="center"/>
-          </w:tcPr>
-          <w:p>
-            <w:r>
-              <w:rPr>
-                <w:rFonts w:ascii="Calibri" w:cs="Calibri" w:eastAsia="Calibri" w:hAnsi="Calibri"/>
-                <w:b w:val="false"/>
-                <w:bCs w:val="false"/>
-                <w:i w:val="false"/>
-                <w:iCs w:val="false"/>
-                <w:color w:val="444444"/>
-                <w:sz w:val="20"/>
-                <w:szCs w:val="20"/>
+              <w:top w:type="dxa" w:w="70"/>
+              <w:left w:type="dxa" w:w="110"/>
+              <w:bottom w:type="dxa" w:w="70"/>
+              <w:right w:type="dxa" w:w="110"/>
+            </w:tcMar>
+            <w:vAlign w:val="center"/>
+          </w:tcPr>
+          <w:p>
+            <w:r>
+              <w:rPr>
+                <w:rFonts w:ascii="Calibri" w:cs="Calibri" w:eastAsia="Calibri" w:hAnsi="Calibri"/>
+                <w:b w:val="false"/>
+                <w:bCs w:val="false"/>
+                <w:i w:val="false"/>
+                <w:iCs w:val="false"/>
+                <w:color w:val="444444"/>
+                <w:sz w:val="19"/>
+                <w:szCs w:val="19"/>
               </w:rPr>
               <w:t xml:space="preserve"/>
             </w:r>
@@ -2926,24 +3075,24 @@
           <w:tcPr>
             <w:tcW w:type="dxa" w:w="2000"/>
             <w:tcMar>
-              <w:top w:type="dxa" w:w="90"/>
-              <w:left w:type="dxa" w:w="120"/>
-              <w:bottom w:type="dxa" w:w="90"/>
-              <w:right w:type="dxa" w:w="120"/>
-            </w:tcMar>
-            <w:vAlign w:val="center"/>
-          </w:tcPr>
-          <w:p>
-            <w:r>
-              <w:rPr>
-                <w:rFonts w:ascii="Calibri" w:cs="Calibri" w:eastAsia="Calibri" w:hAnsi="Calibri"/>
-                <w:b w:val="false"/>
-                <w:bCs w:val="false"/>
-                <w:i w:val="false"/>
-                <w:iCs w:val="false"/>
-                <w:color w:val="444444"/>
-                <w:sz w:val="20"/>
-                <w:szCs w:val="20"/>
+              <w:top w:type="dxa" w:w="70"/>
+              <w:left w:type="dxa" w:w="110"/>
+              <w:bottom w:type="dxa" w:w="70"/>
+              <w:right w:type="dxa" w:w="110"/>
+            </w:tcMar>
+            <w:vAlign w:val="center"/>
+          </w:tcPr>
+          <w:p>
+            <w:r>
+              <w:rPr>
+                <w:rFonts w:ascii="Calibri" w:cs="Calibri" w:eastAsia="Calibri" w:hAnsi="Calibri"/>
+                <w:b w:val="false"/>
+                <w:bCs w:val="false"/>
+                <w:i w:val="false"/>
+                <w:iCs w:val="false"/>
+                <w:color w:val="444444"/>
+                <w:sz w:val="19"/>
+                <w:szCs w:val="19"/>
               </w:rPr>
               <w:t xml:space="preserve"/>
             </w:r>
@@ -2955,24 +3104,24 @@
           <w:tcPr>
             <w:tcW w:type="dxa" w:w="4200"/>
             <w:tcMar>
-              <w:top w:type="dxa" w:w="90"/>
-              <w:left w:type="dxa" w:w="120"/>
-              <w:bottom w:type="dxa" w:w="90"/>
-              <w:right w:type="dxa" w:w="120"/>
-            </w:tcMar>
-            <w:vAlign w:val="center"/>
-          </w:tcPr>
-          <w:p>
-            <w:r>
-              <w:rPr>
-                <w:rFonts w:ascii="Calibri" w:cs="Calibri" w:eastAsia="Calibri" w:hAnsi="Calibri"/>
-                <w:b w:val="false"/>
-                <w:bCs w:val="false"/>
-                <w:i w:val="false"/>
-                <w:iCs w:val="false"/>
-                <w:color w:val="444444"/>
-                <w:sz w:val="20"/>
-                <w:szCs w:val="20"/>
+              <w:top w:type="dxa" w:w="70"/>
+              <w:left w:type="dxa" w:w="110"/>
+              <w:bottom w:type="dxa" w:w="70"/>
+              <w:right w:type="dxa" w:w="110"/>
+            </w:tcMar>
+            <w:vAlign w:val="center"/>
+          </w:tcPr>
+          <w:p>
+            <w:r>
+              <w:rPr>
+                <w:rFonts w:ascii="Calibri" w:cs="Calibri" w:eastAsia="Calibri" w:hAnsi="Calibri"/>
+                <w:b w:val="false"/>
+                <w:bCs w:val="false"/>
+                <w:i w:val="false"/>
+                <w:iCs w:val="false"/>
+                <w:color w:val="444444"/>
+                <w:sz w:val="19"/>
+                <w:szCs w:val="19"/>
               </w:rPr>
               <w:t xml:space="preserve">Entendi o áudio/vídeo sem depender da transcrição</w:t>
             </w:r>
@@ -2982,24 +3131,24 @@
           <w:tcPr>
             <w:tcW w:type="dxa" w:w="3000"/>
             <w:tcMar>
-              <w:top w:type="dxa" w:w="90"/>
-              <w:left w:type="dxa" w:w="120"/>
-              <w:bottom w:type="dxa" w:w="90"/>
-              <w:right w:type="dxa" w:w="120"/>
-            </w:tcMar>
-            <w:vAlign w:val="center"/>
-          </w:tcPr>
-          <w:p>
-            <w:r>
-              <w:rPr>
-                <w:rFonts w:ascii="Calibri" w:cs="Calibri" w:eastAsia="Calibri" w:hAnsi="Calibri"/>
-                <w:b w:val="false"/>
-                <w:bCs w:val="false"/>
-                <w:i w:val="false"/>
-                <w:iCs w:val="false"/>
-                <w:color w:val="444444"/>
-                <w:sz w:val="20"/>
-                <w:szCs w:val="20"/>
+              <w:top w:type="dxa" w:w="70"/>
+              <w:left w:type="dxa" w:w="110"/>
+              <w:bottom w:type="dxa" w:w="70"/>
+              <w:right w:type="dxa" w:w="110"/>
+            </w:tcMar>
+            <w:vAlign w:val="center"/>
+          </w:tcPr>
+          <w:p>
+            <w:r>
+              <w:rPr>
+                <w:rFonts w:ascii="Calibri" w:cs="Calibri" w:eastAsia="Calibri" w:hAnsi="Calibri"/>
+                <w:b w:val="false"/>
+                <w:bCs w:val="false"/>
+                <w:i w:val="false"/>
+                <w:iCs w:val="false"/>
+                <w:color w:val="444444"/>
+                <w:sz w:val="19"/>
+                <w:szCs w:val="19"/>
               </w:rPr>
               <w:t xml:space="preserve"/>
             </w:r>
@@ -3009,24 +3158,24 @@
           <w:tcPr>
             <w:tcW w:type="dxa" w:w="2000"/>
             <w:tcMar>
-              <w:top w:type="dxa" w:w="90"/>
-              <w:left w:type="dxa" w:w="120"/>
-              <w:bottom w:type="dxa" w:w="90"/>
-              <w:right w:type="dxa" w:w="120"/>
-            </w:tcMar>
-            <w:vAlign w:val="center"/>
-          </w:tcPr>
-          <w:p>
-            <w:r>
-              <w:rPr>
-                <w:rFonts w:ascii="Calibri" w:cs="Calibri" w:eastAsia="Calibri" w:hAnsi="Calibri"/>
-                <w:b w:val="false"/>
-                <w:bCs w:val="false"/>
-                <w:i w:val="false"/>
-                <w:iCs w:val="false"/>
-                <w:color w:val="444444"/>
-                <w:sz w:val="20"/>
-                <w:szCs w:val="20"/>
+              <w:top w:type="dxa" w:w="70"/>
+              <w:left w:type="dxa" w:w="110"/>
+              <w:bottom w:type="dxa" w:w="70"/>
+              <w:right w:type="dxa" w:w="110"/>
+            </w:tcMar>
+            <w:vAlign w:val="center"/>
+          </w:tcPr>
+          <w:p>
+            <w:r>
+              <w:rPr>
+                <w:rFonts w:ascii="Calibri" w:cs="Calibri" w:eastAsia="Calibri" w:hAnsi="Calibri"/>
+                <w:b w:val="false"/>
+                <w:bCs w:val="false"/>
+                <w:i w:val="false"/>
+                <w:iCs w:val="false"/>
+                <w:color w:val="444444"/>
+                <w:sz w:val="19"/>
+                <w:szCs w:val="19"/>
               </w:rPr>
               <w:t xml:space="preserve"/>
             </w:r>
@@ -3038,24 +3187,24 @@
           <w:tcPr>
             <w:tcW w:type="dxa" w:w="4200"/>
             <w:tcMar>
-              <w:top w:type="dxa" w:w="90"/>
-              <w:left w:type="dxa" w:w="120"/>
-              <w:bottom w:type="dxa" w:w="90"/>
-              <w:right w:type="dxa" w:w="120"/>
-            </w:tcMar>
-            <w:vAlign w:val="center"/>
-          </w:tcPr>
-          <w:p>
-            <w:r>
-              <w:rPr>
-                <w:rFonts w:ascii="Calibri" w:cs="Calibri" w:eastAsia="Calibri" w:hAnsi="Calibri"/>
-                <w:b w:val="false"/>
-                <w:bCs w:val="false"/>
-                <w:i w:val="false"/>
-                <w:iCs w:val="false"/>
-                <w:color w:val="444444"/>
-                <w:sz w:val="20"/>
-                <w:szCs w:val="20"/>
+              <w:top w:type="dxa" w:w="70"/>
+              <w:left w:type="dxa" w:w="110"/>
+              <w:bottom w:type="dxa" w:w="70"/>
+              <w:right w:type="dxa" w:w="110"/>
+            </w:tcMar>
+            <w:vAlign w:val="center"/>
+          </w:tcPr>
+          <w:p>
+            <w:r>
+              <w:rPr>
+                <w:rFonts w:ascii="Calibri" w:cs="Calibri" w:eastAsia="Calibri" w:hAnsi="Calibri"/>
+                <w:b w:val="false"/>
+                <w:bCs w:val="false"/>
+                <w:i w:val="false"/>
+                <w:iCs w:val="false"/>
+                <w:color w:val="444444"/>
+                <w:sz w:val="19"/>
+                <w:szCs w:val="19"/>
               </w:rPr>
               <w:t xml:space="preserve">Escrevi minhas respostas antes de falar</w:t>
             </w:r>
@@ -3065,24 +3214,24 @@
           <w:tcPr>
             <w:tcW w:type="dxa" w:w="3000"/>
             <w:tcMar>
-              <w:top w:type="dxa" w:w="90"/>
-              <w:left w:type="dxa" w:w="120"/>
-              <w:bottom w:type="dxa" w:w="90"/>
-              <w:right w:type="dxa" w:w="120"/>
-            </w:tcMar>
-            <w:vAlign w:val="center"/>
-          </w:tcPr>
-          <w:p>
-            <w:r>
-              <w:rPr>
-                <w:rFonts w:ascii="Calibri" w:cs="Calibri" w:eastAsia="Calibri" w:hAnsi="Calibri"/>
-                <w:b w:val="false"/>
-                <w:bCs w:val="false"/>
-                <w:i w:val="false"/>
-                <w:iCs w:val="false"/>
-                <w:color w:val="444444"/>
-                <w:sz w:val="20"/>
-                <w:szCs w:val="20"/>
+              <w:top w:type="dxa" w:w="70"/>
+              <w:left w:type="dxa" w:w="110"/>
+              <w:bottom w:type="dxa" w:w="70"/>
+              <w:right w:type="dxa" w:w="110"/>
+            </w:tcMar>
+            <w:vAlign w:val="center"/>
+          </w:tcPr>
+          <w:p>
+            <w:r>
+              <w:rPr>
+                <w:rFonts w:ascii="Calibri" w:cs="Calibri" w:eastAsia="Calibri" w:hAnsi="Calibri"/>
+                <w:b w:val="false"/>
+                <w:bCs w:val="false"/>
+                <w:i w:val="false"/>
+                <w:iCs w:val="false"/>
+                <w:color w:val="444444"/>
+                <w:sz w:val="19"/>
+                <w:szCs w:val="19"/>
               </w:rPr>
               <w:t xml:space="preserve"/>
             </w:r>
@@ -3092,24 +3241,24 @@
           <w:tcPr>
             <w:tcW w:type="dxa" w:w="2000"/>
             <w:tcMar>
-              <w:top w:type="dxa" w:w="90"/>
-              <w:left w:type="dxa" w:w="120"/>
-              <w:bottom w:type="dxa" w:w="90"/>
-              <w:right w:type="dxa" w:w="120"/>
-            </w:tcMar>
-            <w:vAlign w:val="center"/>
-          </w:tcPr>
-          <w:p>
-            <w:r>
-              <w:rPr>
-                <w:rFonts w:ascii="Calibri" w:cs="Calibri" w:eastAsia="Calibri" w:hAnsi="Calibri"/>
-                <w:b w:val="false"/>
-                <w:bCs w:val="false"/>
-                <w:i w:val="false"/>
-                <w:iCs w:val="false"/>
-                <w:color w:val="444444"/>
-                <w:sz w:val="20"/>
-                <w:szCs w:val="20"/>
+              <w:top w:type="dxa" w:w="70"/>
+              <w:left w:type="dxa" w:w="110"/>
+              <w:bottom w:type="dxa" w:w="70"/>
+              <w:right w:type="dxa" w:w="110"/>
+            </w:tcMar>
+            <w:vAlign w:val="center"/>
+          </w:tcPr>
+          <w:p>
+            <w:r>
+              <w:rPr>
+                <w:rFonts w:ascii="Calibri" w:cs="Calibri" w:eastAsia="Calibri" w:hAnsi="Calibri"/>
+                <w:b w:val="false"/>
+                <w:bCs w:val="false"/>
+                <w:i w:val="false"/>
+                <w:iCs w:val="false"/>
+                <w:color w:val="444444"/>
+                <w:sz w:val="19"/>
+                <w:szCs w:val="19"/>
               </w:rPr>
               <w:t xml:space="preserve"/>
             </w:r>
@@ -3121,24 +3270,24 @@
           <w:tcPr>
             <w:tcW w:type="dxa" w:w="4200"/>
             <w:tcMar>
-              <w:top w:type="dxa" w:w="90"/>
-              <w:left w:type="dxa" w:w="120"/>
-              <w:bottom w:type="dxa" w:w="90"/>
-              <w:right w:type="dxa" w:w="120"/>
-            </w:tcMar>
-            <w:vAlign w:val="center"/>
-          </w:tcPr>
-          <w:p>
-            <w:r>
-              <w:rPr>
-                <w:rFonts w:ascii="Calibri" w:cs="Calibri" w:eastAsia="Calibri" w:hAnsi="Calibri"/>
-                <w:b w:val="false"/>
-                <w:bCs w:val="false"/>
-                <w:i w:val="false"/>
-                <w:iCs w:val="false"/>
-                <w:color w:val="444444"/>
-                <w:sz w:val="20"/>
-                <w:szCs w:val="20"/>
+              <w:top w:type="dxa" w:w="70"/>
+              <w:left w:type="dxa" w:w="110"/>
+              <w:bottom w:type="dxa" w:w="70"/>
+              <w:right w:type="dxa" w:w="110"/>
+            </w:tcMar>
+            <w:vAlign w:val="center"/>
+          </w:tcPr>
+          <w:p>
+            <w:r>
+              <w:rPr>
+                <w:rFonts w:ascii="Calibri" w:cs="Calibri" w:eastAsia="Calibri" w:hAnsi="Calibri"/>
+                <w:b w:val="false"/>
+                <w:bCs w:val="false"/>
+                <w:i w:val="false"/>
+                <w:iCs w:val="false"/>
+                <w:color w:val="444444"/>
+                <w:sz w:val="19"/>
+                <w:szCs w:val="19"/>
               </w:rPr>
               <w:t xml:space="preserve">Apliquei a estrutura gramatical da etapa 5 corretamente</w:t>
             </w:r>
@@ -3148,24 +3297,24 @@
           <w:tcPr>
             <w:tcW w:type="dxa" w:w="3000"/>
             <w:tcMar>
-              <w:top w:type="dxa" w:w="90"/>
-              <w:left w:type="dxa" w:w="120"/>
-              <w:bottom w:type="dxa" w:w="90"/>
-              <w:right w:type="dxa" w:w="120"/>
-            </w:tcMar>
-            <w:vAlign w:val="center"/>
-          </w:tcPr>
-          <w:p>
-            <w:r>
-              <w:rPr>
-                <w:rFonts w:ascii="Calibri" w:cs="Calibri" w:eastAsia="Calibri" w:hAnsi="Calibri"/>
-                <w:b w:val="false"/>
-                <w:bCs w:val="false"/>
-                <w:i w:val="false"/>
-                <w:iCs w:val="false"/>
-                <w:color w:val="444444"/>
-                <w:sz w:val="20"/>
-                <w:szCs w:val="20"/>
+              <w:top w:type="dxa" w:w="70"/>
+              <w:left w:type="dxa" w:w="110"/>
+              <w:bottom w:type="dxa" w:w="70"/>
+              <w:right w:type="dxa" w:w="110"/>
+            </w:tcMar>
+            <w:vAlign w:val="center"/>
+          </w:tcPr>
+          <w:p>
+            <w:r>
+              <w:rPr>
+                <w:rFonts w:ascii="Calibri" w:cs="Calibri" w:eastAsia="Calibri" w:hAnsi="Calibri"/>
+                <w:b w:val="false"/>
+                <w:bCs w:val="false"/>
+                <w:i w:val="false"/>
+                <w:iCs w:val="false"/>
+                <w:color w:val="444444"/>
+                <w:sz w:val="19"/>
+                <w:szCs w:val="19"/>
               </w:rPr>
               <w:t xml:space="preserve"/>
             </w:r>
@@ -3175,24 +3324,24 @@
           <w:tcPr>
             <w:tcW w:type="dxa" w:w="2000"/>
             <w:tcMar>
-              <w:top w:type="dxa" w:w="90"/>
-              <w:left w:type="dxa" w:w="120"/>
-              <w:bottom w:type="dxa" w:w="90"/>
-              <w:right w:type="dxa" w:w="120"/>
-            </w:tcMar>
-            <w:vAlign w:val="center"/>
-          </w:tcPr>
-          <w:p>
-            <w:r>
-              <w:rPr>
-                <w:rFonts w:ascii="Calibri" w:cs="Calibri" w:eastAsia="Calibri" w:hAnsi="Calibri"/>
-                <w:b w:val="false"/>
-                <w:bCs w:val="false"/>
-                <w:i w:val="false"/>
-                <w:iCs w:val="false"/>
-                <w:color w:val="444444"/>
-                <w:sz w:val="20"/>
-                <w:szCs w:val="20"/>
+              <w:top w:type="dxa" w:w="70"/>
+              <w:left w:type="dxa" w:w="110"/>
+              <w:bottom w:type="dxa" w:w="70"/>
+              <w:right w:type="dxa" w:w="110"/>
+            </w:tcMar>
+            <w:vAlign w:val="center"/>
+          </w:tcPr>
+          <w:p>
+            <w:r>
+              <w:rPr>
+                <w:rFonts w:ascii="Calibri" w:cs="Calibri" w:eastAsia="Calibri" w:hAnsi="Calibri"/>
+                <w:b w:val="false"/>
+                <w:bCs w:val="false"/>
+                <w:i w:val="false"/>
+                <w:iCs w:val="false"/>
+                <w:color w:val="444444"/>
+                <w:sz w:val="19"/>
+                <w:szCs w:val="19"/>
               </w:rPr>
               <w:t xml:space="preserve"/>
             </w:r>
@@ -3204,24 +3353,24 @@
           <w:tcPr>
             <w:tcW w:type="dxa" w:w="4200"/>
             <w:tcMar>
-              <w:top w:type="dxa" w:w="90"/>
-              <w:left w:type="dxa" w:w="120"/>
-              <w:bottom w:type="dxa" w:w="90"/>
-              <w:right w:type="dxa" w:w="120"/>
-            </w:tcMar>
-            <w:vAlign w:val="center"/>
-          </w:tcPr>
-          <w:p>
-            <w:r>
-              <w:rPr>
-                <w:rFonts w:ascii="Calibri" w:cs="Calibri" w:eastAsia="Calibri" w:hAnsi="Calibri"/>
-                <w:b w:val="false"/>
-                <w:bCs w:val="false"/>
-                <w:i w:val="false"/>
-                <w:iCs w:val="false"/>
-                <w:color w:val="444444"/>
-                <w:sz w:val="20"/>
-                <w:szCs w:val="20"/>
+              <w:top w:type="dxa" w:w="70"/>
+              <w:left w:type="dxa" w:w="110"/>
+              <w:bottom w:type="dxa" w:w="70"/>
+              <w:right w:type="dxa" w:w="110"/>
+            </w:tcMar>
+            <w:vAlign w:val="center"/>
+          </w:tcPr>
+          <w:p>
+            <w:r>
+              <w:rPr>
+                <w:rFonts w:ascii="Calibri" w:cs="Calibri" w:eastAsia="Calibri" w:hAnsi="Calibri"/>
+                <w:b w:val="false"/>
+                <w:bCs w:val="false"/>
+                <w:i w:val="false"/>
+                <w:iCs w:val="false"/>
+                <w:color w:val="444444"/>
+                <w:sz w:val="19"/>
+                <w:szCs w:val="19"/>
               </w:rPr>
               <w:t xml:space="preserve">Sustentei minhas respostas por mais de 2 frases</w:t>
             </w:r>
@@ -3231,24 +3380,24 @@
           <w:tcPr>
             <w:tcW w:type="dxa" w:w="3000"/>
             <w:tcMar>
-              <w:top w:type="dxa" w:w="90"/>
-              <w:left w:type="dxa" w:w="120"/>
-              <w:bottom w:type="dxa" w:w="90"/>
-              <w:right w:type="dxa" w:w="120"/>
-            </w:tcMar>
-            <w:vAlign w:val="center"/>
-          </w:tcPr>
-          <w:p>
-            <w:r>
-              <w:rPr>
-                <w:rFonts w:ascii="Calibri" w:cs="Calibri" w:eastAsia="Calibri" w:hAnsi="Calibri"/>
-                <w:b w:val="false"/>
-                <w:bCs w:val="false"/>
-                <w:i w:val="false"/>
-                <w:iCs w:val="false"/>
-                <w:color w:val="444444"/>
-                <w:sz w:val="20"/>
-                <w:szCs w:val="20"/>
+              <w:top w:type="dxa" w:w="70"/>
+              <w:left w:type="dxa" w:w="110"/>
+              <w:bottom w:type="dxa" w:w="70"/>
+              <w:right w:type="dxa" w:w="110"/>
+            </w:tcMar>
+            <w:vAlign w:val="center"/>
+          </w:tcPr>
+          <w:p>
+            <w:r>
+              <w:rPr>
+                <w:rFonts w:ascii="Calibri" w:cs="Calibri" w:eastAsia="Calibri" w:hAnsi="Calibri"/>
+                <w:b w:val="false"/>
+                <w:bCs w:val="false"/>
+                <w:i w:val="false"/>
+                <w:iCs w:val="false"/>
+                <w:color w:val="444444"/>
+                <w:sz w:val="19"/>
+                <w:szCs w:val="19"/>
               </w:rPr>
               <w:t xml:space="preserve"/>
             </w:r>
@@ -3258,24 +3407,24 @@
           <w:tcPr>
             <w:tcW w:type="dxa" w:w="2000"/>
             <w:tcMar>
-              <w:top w:type="dxa" w:w="90"/>
-              <w:left w:type="dxa" w:w="120"/>
-              <w:bottom w:type="dxa" w:w="90"/>
-              <w:right w:type="dxa" w:w="120"/>
-            </w:tcMar>
-            <w:vAlign w:val="center"/>
-          </w:tcPr>
-          <w:p>
-            <w:r>
-              <w:rPr>
-                <w:rFonts w:ascii="Calibri" w:cs="Calibri" w:eastAsia="Calibri" w:hAnsi="Calibri"/>
-                <w:b w:val="false"/>
-                <w:bCs w:val="false"/>
-                <w:i w:val="false"/>
-                <w:iCs w:val="false"/>
-                <w:color w:val="444444"/>
-                <w:sz w:val="20"/>
-                <w:szCs w:val="20"/>
+              <w:top w:type="dxa" w:w="70"/>
+              <w:left w:type="dxa" w:w="110"/>
+              <w:bottom w:type="dxa" w:w="70"/>
+              <w:right w:type="dxa" w:w="110"/>
+            </w:tcMar>
+            <w:vAlign w:val="center"/>
+          </w:tcPr>
+          <w:p>
+            <w:r>
+              <w:rPr>
+                <w:rFonts w:ascii="Calibri" w:cs="Calibri" w:eastAsia="Calibri" w:hAnsi="Calibri"/>
+                <w:b w:val="false"/>
+                <w:bCs w:val="false"/>
+                <w:i w:val="false"/>
+                <w:iCs w:val="false"/>
+                <w:color w:val="444444"/>
+                <w:sz w:val="19"/>
+                <w:szCs w:val="19"/>
               </w:rPr>
               <w:t xml:space="preserve"/>
             </w:r>
@@ -3287,24 +3436,24 @@
           <w:tcPr>
             <w:tcW w:type="dxa" w:w="4200"/>
             <w:tcMar>
-              <w:top w:type="dxa" w:w="90"/>
-              <w:left w:type="dxa" w:w="120"/>
-              <w:bottom w:type="dxa" w:w="90"/>
-              <w:right w:type="dxa" w:w="120"/>
-            </w:tcMar>
-            <w:vAlign w:val="center"/>
-          </w:tcPr>
-          <w:p>
-            <w:r>
-              <w:rPr>
-                <w:rFonts w:ascii="Calibri" w:cs="Calibri" w:eastAsia="Calibri" w:hAnsi="Calibri"/>
-                <w:b w:val="false"/>
-                <w:bCs w:val="false"/>
-                <w:i w:val="false"/>
-                <w:iCs w:val="false"/>
-                <w:color w:val="444444"/>
-                <w:sz w:val="20"/>
-                <w:szCs w:val="20"/>
+              <w:top w:type="dxa" w:w="70"/>
+              <w:left w:type="dxa" w:w="110"/>
+              <w:bottom w:type="dxa" w:w="70"/>
+              <w:right w:type="dxa" w:w="110"/>
+            </w:tcMar>
+            <w:vAlign w:val="center"/>
+          </w:tcPr>
+          <w:p>
+            <w:r>
+              <w:rPr>
+                <w:rFonts w:ascii="Calibri" w:cs="Calibri" w:eastAsia="Calibri" w:hAnsi="Calibri"/>
+                <w:b w:val="false"/>
+                <w:bCs w:val="false"/>
+                <w:i w:val="false"/>
+                <w:iCs w:val="false"/>
+                <w:color w:val="444444"/>
+                <w:sz w:val="19"/>
+                <w:szCs w:val="19"/>
               </w:rPr>
               <w:t xml:space="preserve">Me senti confiante ao falar sobre este tema</w:t>
             </w:r>
@@ -3314,24 +3463,24 @@
           <w:tcPr>
             <w:tcW w:type="dxa" w:w="3000"/>
             <w:tcMar>
-              <w:top w:type="dxa" w:w="90"/>
-              <w:left w:type="dxa" w:w="120"/>
-              <w:bottom w:type="dxa" w:w="90"/>
-              <w:right w:type="dxa" w:w="120"/>
-            </w:tcMar>
-            <w:vAlign w:val="center"/>
-          </w:tcPr>
-          <w:p>
-            <w:r>
-              <w:rPr>
-                <w:rFonts w:ascii="Calibri" w:cs="Calibri" w:eastAsia="Calibri" w:hAnsi="Calibri"/>
-                <w:b w:val="false"/>
-                <w:bCs w:val="false"/>
-                <w:i w:val="false"/>
-                <w:iCs w:val="false"/>
-                <w:color w:val="444444"/>
-                <w:sz w:val="20"/>
-                <w:szCs w:val="20"/>
+              <w:top w:type="dxa" w:w="70"/>
+              <w:left w:type="dxa" w:w="110"/>
+              <w:bottom w:type="dxa" w:w="70"/>
+              <w:right w:type="dxa" w:w="110"/>
+            </w:tcMar>
+            <w:vAlign w:val="center"/>
+          </w:tcPr>
+          <w:p>
+            <w:r>
+              <w:rPr>
+                <w:rFonts w:ascii="Calibri" w:cs="Calibri" w:eastAsia="Calibri" w:hAnsi="Calibri"/>
+                <w:b w:val="false"/>
+                <w:bCs w:val="false"/>
+                <w:i w:val="false"/>
+                <w:iCs w:val="false"/>
+                <w:color w:val="444444"/>
+                <w:sz w:val="19"/>
+                <w:szCs w:val="19"/>
               </w:rPr>
               <w:t xml:space="preserve"/>
             </w:r>
@@ -3341,24 +3490,24 @@
           <w:tcPr>
             <w:tcW w:type="dxa" w:w="2000"/>
             <w:tcMar>
-              <w:top w:type="dxa" w:w="90"/>
-              <w:left w:type="dxa" w:w="120"/>
-              <w:bottom w:type="dxa" w:w="90"/>
-              <w:right w:type="dxa" w:w="120"/>
-            </w:tcMar>
-            <w:vAlign w:val="center"/>
-          </w:tcPr>
-          <w:p>
-            <w:r>
-              <w:rPr>
-                <w:rFonts w:ascii="Calibri" w:cs="Calibri" w:eastAsia="Calibri" w:hAnsi="Calibri"/>
-                <w:b w:val="false"/>
-                <w:bCs w:val="false"/>
-                <w:i w:val="false"/>
-                <w:iCs w:val="false"/>
-                <w:color w:val="444444"/>
-                <w:sz w:val="20"/>
-                <w:szCs w:val="20"/>
+              <w:top w:type="dxa" w:w="70"/>
+              <w:left w:type="dxa" w:w="110"/>
+              <w:bottom w:type="dxa" w:w="70"/>
+              <w:right w:type="dxa" w:w="110"/>
+            </w:tcMar>
+            <w:vAlign w:val="center"/>
+          </w:tcPr>
+          <w:p>
+            <w:r>
+              <w:rPr>
+                <w:rFonts w:ascii="Calibri" w:cs="Calibri" w:eastAsia="Calibri" w:hAnsi="Calibri"/>
+                <w:b w:val="false"/>
+                <w:bCs w:val="false"/>
+                <w:i w:val="false"/>
+                <w:iCs w:val="false"/>
+                <w:color w:val="444444"/>
+                <w:sz w:val="19"/>
+                <w:szCs w:val="19"/>
               </w:rPr>
               <w:t xml:space="preserve"/>
             </w:r>
@@ -3368,7 +3517,7 @@
     </w:tbl>
     <w:p>
       <w:pPr>
-        <w:spacing w:after="160" w:line="300"/>
+        <w:spacing w:after="120" w:line="276"/>
       </w:pPr>
       <w:r>
         <w:rPr>
@@ -3378,8 +3527,8 @@
           <w:i w:val="false"/>
           <w:iCs w:val="false"/>
           <w:color w:val="444444"/>
-          <w:sz w:val="22"/>
-          <w:szCs w:val="22"/>
+          <w:sz w:val="21"/>
+          <w:szCs w:val="21"/>
         </w:rPr>
         <w:t xml:space="preserve">O que travou mais nesta conversa? O que você quer treinar de novo antes de seguir para o próximo tema?</w:t>
       </w:r>
@@ -3389,12 +3538,12 @@
         <w:pBdr>
           <w:bottom w:val="single" w:color="C9D6E3" w:sz="4" w:space="4"/>
         </w:pBdr>
-        <w:spacing w:after="220"/>
-      </w:pPr>
-      <w:r>
-        <w:rPr>
-          <w:sz w:val="22"/>
-          <w:szCs w:val="22"/>
+        <w:spacing w:after="160"/>
+      </w:pPr>
+      <w:r>
+        <w:rPr>
+          <w:sz w:val="21"/>
+          <w:szCs w:val="21"/>
         </w:rPr>
         <w:t xml:space="preserve"> </w:t>
       </w:r>
@@ -3404,34 +3553,19 @@
         <w:pBdr>
           <w:bottom w:val="single" w:color="C9D6E3" w:sz="4" w:space="4"/>
         </w:pBdr>
-        <w:spacing w:after="220"/>
-      </w:pPr>
-      <w:r>
-        <w:rPr>
-          <w:sz w:val="22"/>
-          <w:szCs w:val="22"/>
+        <w:spacing w:after="160"/>
+      </w:pPr>
+      <w:r>
+        <w:rPr>
+          <w:sz w:val="21"/>
+          <w:szCs w:val="21"/>
         </w:rPr>
         <w:t xml:space="preserve"> </w:t>
       </w:r>
     </w:p>
     <w:p>
       <w:pPr>
-        <w:pBdr>
-          <w:bottom w:val="single" w:color="C9D6E3" w:sz="4" w:space="4"/>
-        </w:pBdr>
-        <w:spacing w:after="220"/>
-      </w:pPr>
-      <w:r>
-        <w:rPr>
-          <w:sz w:val="22"/>
-          <w:szCs w:val="22"/>
-        </w:rPr>
-        <w:t xml:space="preserve"> </w:t>
-      </w:r>
-    </w:p>
-    <w:p>
-      <w:pPr>
-        <w:spacing w:before="300"/>
+        <w:spacing w:before="220"/>
         <w:jc w:val="center"/>
       </w:pPr>
       <w:r>
@@ -3440,8 +3574,8 @@
           <w:b/>
           <w:bCs/>
           <w:color w:val="1B3B57"/>
-          <w:sz w:val="21"/>
-          <w:szCs w:val="21"/>
+          <w:sz w:val="20"/>
+          <w:szCs w:val="20"/>
         </w:rPr>
         <w:t xml:space="preserve">Marque este tema como concluído no seu Painel de Evolução e siga para o Tema 18.</w:t>
       </w:r>
@@ -3450,7 +3584,7 @@
       <w:headerReference w:type="default" r:id="rId7"/>
       <w:footerReference w:type="default" r:id="rId8"/>
       <w:pgSz w:w="11906" w:h="16838" w:orient="portrait"/>
-      <w:pgMar w:top="1000" w:right="1100" w:bottom="1000" w:left="1100" w:header="708" w:footer="708" w:gutter="0"/>
+      <w:pgMar w:top="800" w:right="1000" w:bottom="800" w:left="1000" w:header="708" w:footer="708" w:gutter="0"/>
       <w:pgNumType/>
       <w:docGrid w:linePitch="360"/>
     </w:sectPr>
@@ -3512,7 +3646,7 @@
         <w:sz w:val="16"/>
         <w:szCs w:val="16"/>
       </w:rPr>
-      <w:t xml:space="preserve">Bloco 3 — Liderança e Gestão de Equipes   |   Página </w:t>
+      <w:t xml:space="preserve">Bloco 3 · Liderança e Gestão de Equipes   |   Página </w:t>
     </w:r>
     <w:r>
       <w:rPr>
@@ -3580,7 +3714,7 @@
         <w:sz w:val="16"/>
         <w:szCs w:val="16"/>
       </w:rPr>
-      <w:t xml:space="preserve">English Speaking Practice — Nação Fluente</w:t>
+      <w:t xml:space="preserve">English Speaking Practice · Nação Fluente</w:t>
     </w:r>
   </w:p>
 </w:hdr>

--- a/ebook/output/Tema-17-describing-your-leadership-style.docx
+++ b/ebook/output/Tema-17-describing-your-leadership-style.docx
@@ -3714,7 +3714,7 @@
         <w:sz w:val="16"/>
         <w:szCs w:val="16"/>
       </w:rPr>
-      <w:t xml:space="preserve">English Speaking Practice · Nação Fluente</w:t>
+      <w:t xml:space="preserve">English Speaking Practice</w:t>
     </w:r>
   </w:p>
 </w:hdr>

--- a/ebook/output/Tema-17-describing-your-leadership-style.docx
+++ b/ebook/output/Tema-17-describing-your-leadership-style.docx
@@ -1345,6 +1345,24 @@
     </w:tbl>
     <w:p>
       <w:pPr>
+        <w:spacing w:after="120" w:line="276"/>
+      </w:pPr>
+      <w:r>
+        <w:rPr>
+          <w:rFonts w:ascii="Calibri" w:cs="Calibri" w:eastAsia="Calibri" w:hAnsi="Calibri"/>
+          <w:b w:val="false"/>
+          <w:bCs w:val="false"/>
+          <w:i/>
+          <w:iCs/>
+          <w:color w:val="444444"/>
+          <w:sz w:val="21"/>
+          <w:szCs w:val="21"/>
+        </w:rPr>
+        <w:t xml:space="preserve">Áudio com a pronúncia de cada palavra e seu exemplo (arquivo para download na plataforma: audio/tema-17-leadership-style-vocabulario.mp3). Ouça e repita em voz alta.</w:t>
+      </w:r>
+    </w:p>
+    <w:p>
+      <w:pPr>
         <w:shd w:fill="178A6D" w:val="clear"/>
         <w:spacing w:after="110" w:before="340"/>
       </w:pPr>
@@ -1540,6 +1558,24 @@
           <w:szCs w:val="21"/>
         </w:rPr>
         <w:t xml:space="preserve">It also helps to be honest about the trade-offs of your style. A hands-off leader might admit they've had to get better at checking in proactively. A decisive leader might admit they've had to slow down to bring others along. That kind of nuance is what separates a real answer from a interview cliché.</w:t>
+      </w:r>
+    </w:p>
+    <w:p>
+      <w:pPr>
+        <w:spacing w:after="120" w:line="276"/>
+      </w:pPr>
+      <w:r>
+        <w:rPr>
+          <w:rFonts w:ascii="Calibri" w:cs="Calibri" w:eastAsia="Calibri" w:hAnsi="Calibri"/>
+          <w:b w:val="false"/>
+          <w:bCs w:val="false"/>
+          <w:i/>
+          <w:iCs/>
+          <w:color w:val="444444"/>
+          <w:sz w:val="21"/>
+          <w:szCs w:val="21"/>
+        </w:rPr>
+        <w:t xml:space="preserve">Áudio com a narração deste texto (arquivo para download na plataforma: audio/tema-17-leadership-style-leitura.mp3). Ouça acompanhando a leitura, depois sem olhar para o texto.</w:t>
       </w:r>
     </w:p>
     <w:p>
@@ -2685,6 +2721,24 @@
           <w:szCs w:val="20"/>
         </w:rPr>
         <w:t xml:space="preserve">"It really depends on the person.", para mostrar adaptabilidade.</w:t>
+      </w:r>
+    </w:p>
+    <w:p>
+      <w:pPr>
+        <w:spacing w:after="120" w:line="276"/>
+      </w:pPr>
+      <w:r>
+        <w:rPr>
+          <w:rFonts w:ascii="Calibri" w:cs="Calibri" w:eastAsia="Calibri" w:hAnsi="Calibri"/>
+          <w:b w:val="false"/>
+          <w:bCs w:val="false"/>
+          <w:i/>
+          <w:iCs/>
+          <w:color w:val="444444"/>
+          <w:sz w:val="21"/>
+          <w:szCs w:val="21"/>
+        </w:rPr>
+        <w:t xml:space="preserve">Áudio com a pronúncia de cada expressão (arquivo para download na plataforma: audio/tema-17-leadership-style-expressoes.mp3).</w:t>
       </w:r>
     </w:p>
     <w:p>

--- a/ebook/output/Tema-17-describing-your-leadership-style.docx
+++ b/ebook/output/Tema-17-describing-your-leadership-style.docx
@@ -1358,8 +1358,27 @@
           <w:sz w:val="21"/>
           <w:szCs w:val="21"/>
         </w:rPr>
-        <w:t xml:space="preserve">Áudio com a pronúncia de cada palavra e seu exemplo (arquivo para download na plataforma: audio/tema-17-leadership-style-vocabulario.mp3). Ouça e repita em voz alta.</w:t>
-      </w:r>
+        <w:t xml:space="preserve">Áudio com a pronúncia de cada palavra e seu exemplo. Clique no link abaixo para ouvir e repita em voz alta.</w:t>
+      </w:r>
+    </w:p>
+    <w:p>
+      <w:pPr>
+        <w:spacing w:after="140" w:before="20"/>
+      </w:pPr>
+      <w:hyperlink w:history="1" r:id="rId9ctcawersubgzgydwf34v">
+        <w:r>
+          <w:rPr>
+            <w:rFonts w:ascii="Calibri" w:cs="Calibri" w:eastAsia="Calibri" w:hAnsi="Calibri"/>
+            <w:b/>
+            <w:bCs/>
+            <w:color w:val="1B3B57"/>
+            <w:sz w:val="20"/>
+            <w:szCs w:val="20"/>
+            <w:u w:val="single"/>
+          </w:rPr>
+          <w:t xml:space="preserve">▶ Ouvir o vocabulário deste tema</w:t>
+        </w:r>
+      </w:hyperlink>
     </w:p>
     <w:p>
       <w:pPr>
@@ -1575,8 +1594,27 @@
           <w:sz w:val="21"/>
           <w:szCs w:val="21"/>
         </w:rPr>
-        <w:t xml:space="preserve">Áudio com a narração deste texto (arquivo para download na plataforma: audio/tema-17-leadership-style-leitura.mp3). Ouça acompanhando a leitura, depois sem olhar para o texto.</w:t>
-      </w:r>
+        <w:t xml:space="preserve">Áudio com a narração deste texto. Ouça acompanhando a leitura, depois sem olhar para o texto.</w:t>
+      </w:r>
+    </w:p>
+    <w:p>
+      <w:pPr>
+        <w:spacing w:after="140" w:before="20"/>
+      </w:pPr>
+      <w:hyperlink w:history="1" r:id="rIdjluqs99awt3xjrnpswvtk">
+        <w:r>
+          <w:rPr>
+            <w:rFonts w:ascii="Calibri" w:cs="Calibri" w:eastAsia="Calibri" w:hAnsi="Calibri"/>
+            <w:b/>
+            <w:bCs/>
+            <w:color w:val="1B3B57"/>
+            <w:sz w:val="20"/>
+            <w:szCs w:val="20"/>
+            <w:u w:val="single"/>
+          </w:rPr>
+          <w:t xml:space="preserve">▶ Ouvir a leitura deste tema</w:t>
+        </w:r>
+      </w:hyperlink>
     </w:p>
     <w:p>
       <w:pPr>
@@ -1633,8 +1671,27 @@
           <w:sz w:val="21"/>
           <w:szCs w:val="21"/>
         </w:rPr>
-        <w:t xml:space="preserve">Ouça o áudio deste tema (arquivo disponível para download na plataforma: audio/tema-17-leadership-style.mp3) com o roteiro abaixo. Primeiro sem ler, depois acompanhando o texto.</w:t>
-      </w:r>
+        <w:t xml:space="preserve">Ouça o áudio deste tema com o roteiro abaixo. Primeiro sem ler, depois acompanhando o texto.</w:t>
+      </w:r>
+    </w:p>
+    <w:p>
+      <w:pPr>
+        <w:spacing w:after="140" w:before="20"/>
+      </w:pPr>
+      <w:hyperlink w:history="1" r:id="rIdvyl4gwn0eb8imwg-tgmpb">
+        <w:r>
+          <w:rPr>
+            <w:rFonts w:ascii="Calibri" w:cs="Calibri" w:eastAsia="Calibri" w:hAnsi="Calibri"/>
+            <w:b/>
+            <w:bCs/>
+            <w:color w:val="1B3B57"/>
+            <w:sz w:val="20"/>
+            <w:szCs w:val="20"/>
+            <w:u w:val="single"/>
+          </w:rPr>
+          <w:t xml:space="preserve">▶ Ouvir o diálogo deste tema</w:t>
+        </w:r>
+      </w:hyperlink>
     </w:p>
     <w:tbl>
       <w:tblPr>
@@ -2738,8 +2795,27 @@
           <w:sz w:val="21"/>
           <w:szCs w:val="21"/>
         </w:rPr>
-        <w:t xml:space="preserve">Áudio com a pronúncia de cada expressão (arquivo para download na plataforma: audio/tema-17-leadership-style-expressoes.mp3).</w:t>
-      </w:r>
+        <w:t xml:space="preserve">Áudio com a pronúncia de cada expressão.</w:t>
+      </w:r>
+    </w:p>
+    <w:p>
+      <w:pPr>
+        <w:spacing w:after="140" w:before="20"/>
+      </w:pPr>
+      <w:hyperlink w:history="1" r:id="rIdsbeicbbsbbphkkpvltbvp">
+        <w:r>
+          <w:rPr>
+            <w:rFonts w:ascii="Calibri" w:cs="Calibri" w:eastAsia="Calibri" w:hAnsi="Calibri"/>
+            <w:b/>
+            <w:bCs/>
+            <w:color w:val="1B3B57"/>
+            <w:sz w:val="20"/>
+            <w:szCs w:val="20"/>
+            <w:u w:val="single"/>
+          </w:rPr>
+          <w:t xml:space="preserve">▶ Ouvir as expressões deste tema</w:t>
+        </w:r>
+      </w:hyperlink>
     </w:p>
     <w:p>
       <w:pPr>
